--- a/IB/2/Отчёт_2.docx
+++ b/IB/2/Отчёт_2.docx
@@ -1175,7 +1175,7 @@
           <w:r>
             <w:fldChar w:fldCharType="separate"/>
           </w:r>
-          <w:hyperlink w:anchor="_Toc223744680" w:history="1">
+          <w:hyperlink w:anchor="_Toc223771836" w:history="1">
             <w:r>
               <w:rPr>
                 <w:rStyle w:val="af0"/>
@@ -1202,7 +1202,7 @@
                 <w:noProof/>
                 <w:webHidden/>
               </w:rPr>
-              <w:instrText xml:space="preserve"> PAGEREF _Toc223744680 \h </w:instrText>
+              <w:instrText xml:space="preserve"> PAGEREF _Toc223771836 \h </w:instrText>
             </w:r>
             <w:r>
               <w:rPr>
@@ -1246,7 +1246,7 @@
               <w14:ligatures w14:val="standardContextual"/>
             </w:rPr>
           </w:pPr>
-          <w:hyperlink w:anchor="_Toc223744681" w:history="1">
+          <w:hyperlink w:anchor="_Toc223771837" w:history="1">
             <w:r>
               <w:rPr>
                 <w:rStyle w:val="af0"/>
@@ -1273,7 +1273,7 @@
                 <w:noProof/>
                 <w:webHidden/>
               </w:rPr>
-              <w:instrText xml:space="preserve"> PAGEREF _Toc223744681 \h </w:instrText>
+              <w:instrText xml:space="preserve"> PAGEREF _Toc223771837 \h </w:instrText>
             </w:r>
             <w:r>
               <w:rPr>
@@ -1318,7 +1318,7 @@
               <w14:ligatures w14:val="standardContextual"/>
             </w:rPr>
           </w:pPr>
-          <w:hyperlink w:anchor="_Toc223744682" w:history="1">
+          <w:hyperlink w:anchor="_Toc223771838" w:history="1">
             <w:r>
               <w:rPr>
                 <w:rStyle w:val="af0"/>
@@ -1345,7 +1345,7 @@
                 <w:noProof/>
                 <w:webHidden/>
               </w:rPr>
-              <w:instrText xml:space="preserve"> PAGEREF _Toc223744682 \h </w:instrText>
+              <w:instrText xml:space="preserve"> PAGEREF _Toc223771838 \h </w:instrText>
             </w:r>
             <w:r>
               <w:rPr>
@@ -1390,7 +1390,7 @@
               <w14:ligatures w14:val="standardContextual"/>
             </w:rPr>
           </w:pPr>
-          <w:hyperlink w:anchor="_Toc223744683" w:history="1">
+          <w:hyperlink w:anchor="_Toc223771839" w:history="1">
             <w:r>
               <w:rPr>
                 <w:rStyle w:val="af0"/>
@@ -1417,7 +1417,7 @@
                 <w:noProof/>
                 <w:webHidden/>
               </w:rPr>
-              <w:instrText xml:space="preserve"> PAGEREF _Toc223744683 \h </w:instrText>
+              <w:instrText xml:space="preserve"> PAGEREF _Toc223771839 \h </w:instrText>
             </w:r>
             <w:r>
               <w:rPr>
@@ -1462,7 +1462,7 @@
               <w14:ligatures w14:val="standardContextual"/>
             </w:rPr>
           </w:pPr>
-          <w:hyperlink w:anchor="_Toc223744684" w:history="1">
+          <w:hyperlink w:anchor="_Toc223771840" w:history="1">
             <w:r>
               <w:rPr>
                 <w:rStyle w:val="af0"/>
@@ -1489,7 +1489,7 @@
                 <w:noProof/>
                 <w:webHidden/>
               </w:rPr>
-              <w:instrText xml:space="preserve"> PAGEREF _Toc223744684 \h </w:instrText>
+              <w:instrText xml:space="preserve"> PAGEREF _Toc223771840 \h </w:instrText>
             </w:r>
             <w:r>
               <w:rPr>
@@ -1534,7 +1534,7 @@
               <w14:ligatures w14:val="standardContextual"/>
             </w:rPr>
           </w:pPr>
-          <w:hyperlink w:anchor="_Toc223744685" w:history="1">
+          <w:hyperlink w:anchor="_Toc223771841" w:history="1">
             <w:r>
               <w:rPr>
                 <w:rStyle w:val="af0"/>
@@ -1561,7 +1561,7 @@
                 <w:noProof/>
                 <w:webHidden/>
               </w:rPr>
-              <w:instrText xml:space="preserve"> PAGEREF _Toc223744685 \h </w:instrText>
+              <w:instrText xml:space="preserve"> PAGEREF _Toc223771841 \h </w:instrText>
             </w:r>
             <w:r>
               <w:rPr>
@@ -1606,7 +1606,7 @@
               <w14:ligatures w14:val="standardContextual"/>
             </w:rPr>
           </w:pPr>
-          <w:hyperlink w:anchor="_Toc223744686" w:history="1">
+          <w:hyperlink w:anchor="_Toc223771842" w:history="1">
             <w:r>
               <w:rPr>
                 <w:rStyle w:val="af0"/>
@@ -1633,7 +1633,7 @@
                 <w:noProof/>
                 <w:webHidden/>
               </w:rPr>
-              <w:instrText xml:space="preserve"> PAGEREF _Toc223744686 \h </w:instrText>
+              <w:instrText xml:space="preserve"> PAGEREF _Toc223771842 \h </w:instrText>
             </w:r>
             <w:r>
               <w:rPr>
@@ -1677,7 +1677,7 @@
               <w14:ligatures w14:val="standardContextual"/>
             </w:rPr>
           </w:pPr>
-          <w:hyperlink w:anchor="_Toc223744687" w:history="1">
+          <w:hyperlink w:anchor="_Toc223771843" w:history="1">
             <w:r>
               <w:rPr>
                 <w:rStyle w:val="af0"/>
@@ -1704,7 +1704,7 @@
                 <w:noProof/>
                 <w:webHidden/>
               </w:rPr>
-              <w:instrText xml:space="preserve"> PAGEREF _Toc223744687 \h </w:instrText>
+              <w:instrText xml:space="preserve"> PAGEREF _Toc223771843 \h </w:instrText>
             </w:r>
             <w:r>
               <w:rPr>
@@ -1749,7 +1749,7 @@
               <w14:ligatures w14:val="standardContextual"/>
             </w:rPr>
           </w:pPr>
-          <w:hyperlink w:anchor="_Toc223744688" w:history="1">
+          <w:hyperlink w:anchor="_Toc223771844" w:history="1">
             <w:r>
               <w:rPr>
                 <w:rStyle w:val="af0"/>
@@ -1776,7 +1776,7 @@
                 <w:noProof/>
                 <w:webHidden/>
               </w:rPr>
-              <w:instrText xml:space="preserve"> PAGEREF _Toc223744688 \h </w:instrText>
+              <w:instrText xml:space="preserve"> PAGEREF _Toc223771844 \h </w:instrText>
             </w:r>
             <w:r>
               <w:rPr>
@@ -1821,7 +1821,7 @@
               <w14:ligatures w14:val="standardContextual"/>
             </w:rPr>
           </w:pPr>
-          <w:hyperlink w:anchor="_Toc223744689" w:history="1">
+          <w:hyperlink w:anchor="_Toc223771845" w:history="1">
             <w:r>
               <w:rPr>
                 <w:rStyle w:val="af0"/>
@@ -1848,7 +1848,7 @@
                 <w:noProof/>
                 <w:webHidden/>
               </w:rPr>
-              <w:instrText xml:space="preserve"> PAGEREF _Toc223744689 \h </w:instrText>
+              <w:instrText xml:space="preserve"> PAGEREF _Toc223771845 \h </w:instrText>
             </w:r>
             <w:r>
               <w:rPr>
@@ -1893,7 +1893,7 @@
               <w14:ligatures w14:val="standardContextual"/>
             </w:rPr>
           </w:pPr>
-          <w:hyperlink w:anchor="_Toc223744690" w:history="1">
+          <w:hyperlink w:anchor="_Toc223771846" w:history="1">
             <w:r>
               <w:rPr>
                 <w:rStyle w:val="af0"/>
@@ -1920,7 +1920,7 @@
                 <w:noProof/>
                 <w:webHidden/>
               </w:rPr>
-              <w:instrText xml:space="preserve"> PAGEREF _Toc223744690 \h </w:instrText>
+              <w:instrText xml:space="preserve"> PAGEREF _Toc223771846 \h </w:instrText>
             </w:r>
             <w:r>
               <w:rPr>
@@ -1964,7 +1964,7 @@
               <w14:ligatures w14:val="standardContextual"/>
             </w:rPr>
           </w:pPr>
-          <w:hyperlink w:anchor="_Toc223744691" w:history="1">
+          <w:hyperlink w:anchor="_Toc223771847" w:history="1">
             <w:r>
               <w:rPr>
                 <w:rStyle w:val="af0"/>
@@ -1991,7 +1991,7 @@
                 <w:noProof/>
                 <w:webHidden/>
               </w:rPr>
-              <w:instrText xml:space="preserve"> PAGEREF _Toc223744691 \h </w:instrText>
+              <w:instrText xml:space="preserve"> PAGEREF _Toc223771847 \h </w:instrText>
             </w:r>
             <w:r>
               <w:rPr>
@@ -2036,7 +2036,7 @@
               <w14:ligatures w14:val="standardContextual"/>
             </w:rPr>
           </w:pPr>
-          <w:hyperlink w:anchor="_Toc223744692" w:history="1">
+          <w:hyperlink w:anchor="_Toc223771848" w:history="1">
             <w:r>
               <w:rPr>
                 <w:rStyle w:val="af0"/>
@@ -2063,7 +2063,7 @@
                 <w:noProof/>
                 <w:webHidden/>
               </w:rPr>
-              <w:instrText xml:space="preserve"> PAGEREF _Toc223744692 \h </w:instrText>
+              <w:instrText xml:space="preserve"> PAGEREF _Toc223771848 \h </w:instrText>
             </w:r>
             <w:r>
               <w:rPr>
@@ -2108,7 +2108,7 @@
               <w14:ligatures w14:val="standardContextual"/>
             </w:rPr>
           </w:pPr>
-          <w:hyperlink w:anchor="_Toc223744693" w:history="1">
+          <w:hyperlink w:anchor="_Toc223771849" w:history="1">
             <w:r>
               <w:rPr>
                 <w:rStyle w:val="af0"/>
@@ -2135,7 +2135,7 @@
                 <w:noProof/>
                 <w:webHidden/>
               </w:rPr>
-              <w:instrText xml:space="preserve"> PAGEREF _Toc223744693 \h </w:instrText>
+              <w:instrText xml:space="preserve"> PAGEREF _Toc223771849 \h </w:instrText>
             </w:r>
             <w:r>
               <w:rPr>
@@ -2180,7 +2180,7 @@
               <w14:ligatures w14:val="standardContextual"/>
             </w:rPr>
           </w:pPr>
-          <w:hyperlink w:anchor="_Toc223744694" w:history="1">
+          <w:hyperlink w:anchor="_Toc223771850" w:history="1">
             <w:r>
               <w:rPr>
                 <w:rStyle w:val="af0"/>
@@ -2207,7 +2207,7 @@
                 <w:noProof/>
                 <w:webHidden/>
               </w:rPr>
-              <w:instrText xml:space="preserve"> PAGEREF _Toc223744694 \h </w:instrText>
+              <w:instrText xml:space="preserve"> PAGEREF _Toc223771850 \h </w:instrText>
             </w:r>
             <w:r>
               <w:rPr>
@@ -2252,7 +2252,7 @@
               <w14:ligatures w14:val="standardContextual"/>
             </w:rPr>
           </w:pPr>
-          <w:hyperlink w:anchor="_Toc223744695" w:history="1">
+          <w:hyperlink w:anchor="_Toc223771851" w:history="1">
             <w:r>
               <w:rPr>
                 <w:rStyle w:val="af0"/>
@@ -2279,7 +2279,7 @@
                 <w:noProof/>
                 <w:webHidden/>
               </w:rPr>
-              <w:instrText xml:space="preserve"> PAGEREF _Toc223744695 \h </w:instrText>
+              <w:instrText xml:space="preserve"> PAGEREF _Toc223771851 \h </w:instrText>
             </w:r>
             <w:r>
               <w:rPr>
@@ -2323,7 +2323,7 @@
               <w14:ligatures w14:val="standardContextual"/>
             </w:rPr>
           </w:pPr>
-          <w:hyperlink w:anchor="_Toc223744696" w:history="1">
+          <w:hyperlink w:anchor="_Toc223771852" w:history="1">
             <w:r>
               <w:rPr>
                 <w:rStyle w:val="af0"/>
@@ -2350,7 +2350,7 @@
                 <w:noProof/>
                 <w:webHidden/>
               </w:rPr>
-              <w:instrText xml:space="preserve"> PAGEREF _Toc223744696 \h </w:instrText>
+              <w:instrText xml:space="preserve"> PAGEREF _Toc223771852 \h </w:instrText>
             </w:r>
             <w:r>
               <w:rPr>
@@ -2394,7 +2394,7 @@
               <w14:ligatures w14:val="standardContextual"/>
             </w:rPr>
           </w:pPr>
-          <w:hyperlink w:anchor="_Toc223744697" w:history="1">
+          <w:hyperlink w:anchor="_Toc223771853" w:history="1">
             <w:r>
               <w:rPr>
                 <w:rStyle w:val="af0"/>
@@ -2421,7 +2421,7 @@
                 <w:noProof/>
                 <w:webHidden/>
               </w:rPr>
-              <w:instrText xml:space="preserve"> PAGEREF _Toc223744697 \h </w:instrText>
+              <w:instrText xml:space="preserve"> PAGEREF _Toc223771853 \h </w:instrText>
             </w:r>
             <w:r>
               <w:rPr>
@@ -2480,7 +2480,7 @@
         <w:ind w:firstLine="0"/>
         <w:jc w:val="center"/>
       </w:pPr>
-      <w:bookmarkStart w:id="1" w:name="_Toc223744680"/>
+      <w:bookmarkStart w:id="1" w:name="_Toc223771836"/>
       <w:r>
         <w:lastRenderedPageBreak/>
         <w:t>Введение</w:t>
@@ -2579,7 +2579,7 @@
       <w:pPr>
         <w:pStyle w:val="11"/>
       </w:pPr>
-      <w:bookmarkStart w:id="2" w:name="_Toc223744681"/>
+      <w:bookmarkStart w:id="2" w:name="_Toc223771837"/>
       <w:r>
         <w:lastRenderedPageBreak/>
         <w:t>1</w:t>
@@ -2597,7 +2597,7 @@
         <w:pStyle w:val="110"/>
         <w:spacing w:before="240"/>
       </w:pPr>
-      <w:bookmarkStart w:id="3" w:name="_Toc223744682"/>
+      <w:bookmarkStart w:id="3" w:name="_Toc223771838"/>
       <w:r>
         <w:t>1</w:t>
       </w:r>
@@ -2806,7 +2806,7 @@
       <w:pPr>
         <w:pStyle w:val="110"/>
       </w:pPr>
-      <w:bookmarkStart w:id="4" w:name="_Toc223744683"/>
+      <w:bookmarkStart w:id="4" w:name="_Toc223771839"/>
       <w:r>
         <w:t>1</w:t>
       </w:r>
@@ -2886,7 +2886,7 @@
               <m:maxDist m:val="1"/>
               <m:ctrlPr>
                 <w:rPr>
-                  <w:rFonts w:ascii="Cambria Math" w:hAnsi="Cambria Math"/>
+                  <w:rFonts w:ascii="Cambria Math" w:hAnsi="Cambria Math" w:cstheme="majorHAnsi"/>
                   <w:i/>
                 </w:rPr>
               </m:ctrlPr>
@@ -2898,23 +2898,42 @@
                   <m:limLoc m:val="undOvr"/>
                   <m:ctrlPr>
                     <w:rPr>
-                      <w:rFonts w:ascii="Cambria Math" w:hAnsi="Cambria Math"/>
+                      <w:rFonts w:ascii="Cambria Math" w:hAnsi="Cambria Math" w:cstheme="majorHAnsi"/>
                       <w:i/>
                     </w:rPr>
                   </m:ctrlPr>
                 </m:naryPr>
                 <m:sub>
                   <m:r>
+                    <m:rPr>
+                      <m:nor/>
+                    </m:rPr>
                     <w:rPr>
-                      <w:rFonts w:ascii="Cambria Math" w:hAnsi="Cambria Math"/>
+                      <w:rFonts w:asciiTheme="majorHAnsi" w:hAnsiTheme="majorHAnsi" w:cstheme="majorHAnsi"/>
+                      <w:i/>
+                      <w:iCs/>
                     </w:rPr>
-                    <m:t>i=1</m:t>
+                    <m:t>i</m:t>
+                  </m:r>
+                  <m:r>
+                    <m:rPr>
+                      <m:nor/>
+                    </m:rPr>
+                    <w:rPr>
+                      <w:rFonts w:asciiTheme="majorHAnsi" w:hAnsiTheme="majorHAnsi" w:cstheme="majorHAnsi"/>
+                    </w:rPr>
+                    <m:t>=1</m:t>
                   </m:r>
                 </m:sub>
                 <m:sup>
                   <m:r>
+                    <m:rPr>
+                      <m:nor/>
+                    </m:rPr>
                     <w:rPr>
-                      <w:rFonts w:ascii="Cambria Math" w:hAnsi="Cambria Math"/>
+                      <w:rFonts w:asciiTheme="majorHAnsi" w:hAnsiTheme="majorHAnsi" w:cstheme="majorHAnsi"/>
+                      <w:i/>
+                      <w:iCs/>
                       <w:lang w:val="en-US"/>
                     </w:rPr>
                     <m:t>N</m:t>
@@ -2922,8 +2941,13 @@
                 </m:sup>
                 <m:e>
                   <m:r>
+                    <m:rPr>
+                      <m:nor/>
+                    </m:rPr>
                     <w:rPr>
-                      <w:rFonts w:ascii="Cambria Math" w:hAnsi="Cambria Math"/>
+                      <w:rFonts w:asciiTheme="majorHAnsi" w:hAnsiTheme="majorHAnsi" w:cstheme="majorHAnsi"/>
+                      <w:i/>
+                      <w:iCs/>
                     </w:rPr>
                     <m:t>p</m:t>
                   </m:r>
@@ -2931,7 +2955,7 @@
                     <m:dPr>
                       <m:ctrlPr>
                         <w:rPr>
-                          <w:rFonts w:ascii="Cambria Math" w:hAnsi="Cambria Math"/>
+                          <w:rFonts w:ascii="Cambria Math" w:hAnsi="Cambria Math" w:cstheme="majorHAnsi"/>
                           <w:i/>
                           <w:lang w:val="en-US"/>
                         </w:rPr>
@@ -2942,7 +2966,7 @@
                         <m:sSubPr>
                           <m:ctrlPr>
                             <w:rPr>
-                              <w:rFonts w:ascii="Cambria Math" w:hAnsi="Cambria Math"/>
+                              <w:rFonts w:ascii="Cambria Math" w:hAnsi="Cambria Math" w:cstheme="majorHAnsi"/>
                               <w:i/>
                               <w:lang w:val="en-US"/>
                             </w:rPr>
@@ -2950,26 +2974,36 @@
                         </m:sSubPr>
                         <m:e>
                           <m:r>
+                            <m:rPr>
+                              <m:nor/>
+                            </m:rPr>
                             <w:rPr>
-                              <w:rFonts w:ascii="Cambria Math" w:hAnsi="Cambria Math"/>
+                              <w:rFonts w:asciiTheme="majorHAnsi" w:hAnsiTheme="majorHAnsi" w:cstheme="majorHAnsi"/>
+                              <w:i/>
                               <w:lang w:val="en-US"/>
                             </w:rPr>
                             <m:t>a</m:t>
                           </m:r>
                         </m:e>
                         <m:sub>
+                          <w:proofErr w:type="spellStart"/>
                           <m:r>
+                            <m:rPr>
+                              <m:nor/>
+                            </m:rPr>
                             <w:rPr>
-                              <w:rFonts w:ascii="Cambria Math" w:hAnsi="Cambria Math"/>
+                              <w:rFonts w:asciiTheme="majorHAnsi" w:hAnsiTheme="majorHAnsi" w:cstheme="majorHAnsi"/>
+                              <w:i/>
                               <w:lang w:val="en-US"/>
                             </w:rPr>
                             <m:t>i</m:t>
                           </m:r>
+                          <w:proofErr w:type="spellEnd"/>
                         </m:sub>
                       </m:sSub>
                       <m:ctrlPr>
                         <w:rPr>
-                          <w:rFonts w:ascii="Cambria Math" w:hAnsi="Cambria Math"/>
+                          <w:rFonts w:ascii="Cambria Math" w:hAnsi="Cambria Math" w:cstheme="majorHAnsi"/>
                           <w:iCs/>
                           <w:lang w:val="en-US"/>
                         </w:rPr>
@@ -2977,23 +3011,46 @@
                     </m:e>
                   </m:d>
                   <m:r>
+                    <m:rPr>
+                      <m:nor/>
+                    </m:rPr>
                     <w:rPr>
-                      <w:rFonts w:ascii="Cambria Math" w:hAnsi="Cambria Math"/>
+                      <w:rFonts w:asciiTheme="majorHAnsi" w:hAnsiTheme="majorHAnsi" w:cstheme="majorHAnsi"/>
                     </w:rPr>
                     <m:t>=1</m:t>
                   </m:r>
                 </m:e>
               </m:nary>
               <m:r>
+                <m:rPr>
+                  <m:nor/>
+                </m:rPr>
                 <w:rPr>
-                  <w:rFonts w:ascii="Cambria Math" w:hAnsi="Cambria Math"/>
+                  <w:rFonts w:asciiTheme="majorHAnsi" w:hAnsiTheme="majorHAnsi" w:cstheme="majorHAnsi"/>
                   <w:lang w:val="en-US"/>
                 </w:rPr>
-                <m:t>, #(1.1)</m:t>
+                <m:t xml:space="preserve">, </m:t>
               </m:r>
               <m:r>
                 <w:rPr>
-                  <w:rFonts w:ascii="Cambria Math" w:hAnsi="Cambria Math"/>
+                  <w:rFonts w:ascii="Cambria Math" w:hAnsi="Cambria Math" w:cstheme="majorHAnsi"/>
+                  <w:lang w:val="en-US"/>
+                </w:rPr>
+                <m:t>#</m:t>
+              </m:r>
+              <m:r>
+                <m:rPr>
+                  <m:nor/>
+                </m:rPr>
+                <w:rPr>
+                  <w:rFonts w:asciiTheme="majorHAnsi" w:hAnsiTheme="majorHAnsi" w:cstheme="majorHAnsi"/>
+                  <w:lang w:val="en-US"/>
+                </w:rPr>
+                <m:t>(1.1)</m:t>
+              </m:r>
+              <m:r>
+                <w:rPr>
+                  <w:rFonts w:ascii="Cambria Math" w:hAnsi="Cambria Math" w:cstheme="majorHAnsi"/>
                 </w:rPr>
                 <m:t xml:space="preserve"> </m:t>
               </m:r>
@@ -3011,7 +3068,7 @@
       <w:pPr>
         <w:pStyle w:val="110"/>
       </w:pPr>
-      <w:bookmarkStart w:id="5" w:name="_Toc223744684"/>
+      <w:bookmarkStart w:id="5" w:name="_Toc223771840"/>
       <w:r>
         <w:t>1.3</w:t>
       </w:r>
@@ -3089,7 +3146,7 @@
               <m:maxDist m:val="1"/>
               <m:ctrlPr>
                 <w:rPr>
-                  <w:rFonts w:ascii="Cambria Math" w:hAnsi="Cambria Math"/>
+                  <w:rFonts w:ascii="Cambria Math" w:hAnsi="Cambria Math" w:cstheme="majorHAnsi"/>
                   <w:i/>
                 </w:rPr>
               </m:ctrlPr>
@@ -3100,24 +3157,148 @@
                   <m:maxDist m:val="1"/>
                   <m:ctrlPr>
                     <w:rPr>
-                      <w:rFonts w:ascii="Cambria Math" w:hAnsi="Cambria Math"/>
+                      <w:rFonts w:ascii="Cambria Math" w:hAnsi="Cambria Math" w:cstheme="majorHAnsi"/>
                       <w:i/>
                     </w:rPr>
                   </m:ctrlPr>
                 </m:eqArrPr>
                 <m:e>
                   <m:r>
+                    <m:rPr>
+                      <m:nor/>
+                    </m:rPr>
                     <w:rPr>
-                      <w:rFonts w:ascii="Cambria Math" w:hAnsi="Cambria Math"/>
+                      <w:rFonts w:cs="Times New Roman"/>
+                      <w:i/>
+                      <w:iCs/>
                       <w:lang w:val="en-US"/>
                     </w:rPr>
-                    <m:t>q+p=1#(1.2)</m:t>
+                    <m:t>q</m:t>
+                  </m:r>
+                  <m:r>
+                    <m:rPr>
+                      <m:nor/>
+                    </m:rPr>
+                    <w:rPr>
+                      <w:rFonts w:ascii="Cambria Math" w:cs="Times New Roman"/>
+                      <w:lang w:val="en-US"/>
+                    </w:rPr>
+                    <m:t xml:space="preserve"> </m:t>
+                  </m:r>
+                  <m:r>
+                    <m:rPr>
+                      <m:nor/>
+                    </m:rPr>
+                    <w:rPr>
+                      <w:rFonts w:cs="Times New Roman"/>
+                      <w:lang w:val="en-US"/>
+                    </w:rPr>
+                    <m:t>+</m:t>
+                  </m:r>
+                  <m:r>
+                    <m:rPr>
+                      <m:nor/>
+                    </m:rPr>
+                    <w:rPr>
+                      <w:rFonts w:ascii="Cambria Math" w:cs="Times New Roman"/>
+                      <w:lang w:val="en-US"/>
+                    </w:rPr>
+                    <m:t xml:space="preserve"> </m:t>
+                  </m:r>
+                  <m:r>
+                    <m:rPr>
+                      <m:nor/>
+                    </m:rPr>
+                    <w:rPr>
+                      <w:rFonts w:cs="Times New Roman"/>
+                      <w:i/>
+                      <w:iCs/>
+                      <w:lang w:val="en-US"/>
+                    </w:rPr>
+                    <m:t>p</m:t>
+                  </m:r>
+                  <m:r>
+                    <m:rPr>
+                      <m:nor/>
+                    </m:rPr>
+                    <w:rPr>
+                      <w:rFonts w:ascii="Cambria Math" w:cs="Times New Roman"/>
+                      <w:lang w:val="en-US"/>
+                    </w:rPr>
+                    <m:t xml:space="preserve"> </m:t>
+                  </m:r>
+                  <m:r>
+                    <m:rPr>
+                      <m:nor/>
+                    </m:rPr>
+                    <w:rPr>
+                      <w:rFonts w:cs="Times New Roman"/>
+                      <w:lang w:val="en-US"/>
+                    </w:rPr>
+                    <m:t>=</m:t>
+                  </m:r>
+                  <m:r>
+                    <m:rPr>
+                      <m:nor/>
+                    </m:rPr>
+                    <w:rPr>
+                      <w:rFonts w:ascii="Cambria Math" w:cs="Times New Roman"/>
+                      <w:lang w:val="en-US"/>
+                    </w:rPr>
+                    <m:t xml:space="preserve"> </m:t>
+                  </m:r>
+                  <m:r>
+                    <m:rPr>
+                      <m:nor/>
+                    </m:rPr>
+                    <w:rPr>
+                      <w:rFonts w:cs="Times New Roman"/>
+                      <w:lang w:val="en-US"/>
+                    </w:rPr>
+                    <m:t>1</m:t>
+                  </m:r>
+                  <m:r>
+                    <m:rPr>
+                      <m:nor/>
+                    </m:rPr>
+                    <w:rPr>
+                      <w:rFonts w:ascii="Cambria Math" w:cs="Times New Roman"/>
+                      <w:lang w:val="en-US"/>
+                    </w:rPr>
+                    <m:t xml:space="preserve"> </m:t>
+                  </m:r>
+                  <m:r>
+                    <m:rPr>
+                      <m:nor/>
+                    </m:rPr>
+                    <w:rPr>
+                      <w:rFonts w:asciiTheme="majorHAnsi" w:hAnsiTheme="majorHAnsi" w:cstheme="majorHAnsi"/>
+                      <w:lang w:val="en-US"/>
+                    </w:rPr>
+                    <m:t>,</m:t>
+                  </m:r>
+                  <m:r>
+                    <w:rPr>
+                      <w:rFonts w:ascii="Cambria Math" w:hAnsi="Cambria Math" w:cstheme="majorHAnsi"/>
+                      <w:lang w:val="en-US"/>
+                    </w:rPr>
+                    <m:t>#</m:t>
+                  </m:r>
+                  <m:r>
+                    <m:rPr>
+                      <m:nor/>
+                    </m:rPr>
+                    <w:rPr>
+                      <w:rFonts w:asciiTheme="majorHAnsi" w:hAnsiTheme="majorHAnsi" w:cstheme="majorHAnsi"/>
+                      <w:lang w:val="en-US"/>
+                    </w:rPr>
+                    <m:t>(1.2)</m:t>
                   </m:r>
                 </m:e>
               </m:eqArr>
               <m:r>
                 <w:rPr>
-                  <w:rFonts w:ascii="Cambria Math" w:hAnsi="Cambria Math"/>
+                  <w:rFonts w:ascii="Cambria Math" w:hAnsi="Cambria Math" w:cstheme="majorHAnsi"/>
                 </w:rPr>
                 <m:t xml:space="preserve"> </m:t>
               </m:r>
@@ -3135,7 +3316,7 @@
       <w:pPr>
         <w:pStyle w:val="110"/>
       </w:pPr>
-      <w:bookmarkStart w:id="6" w:name="_Toc223744685"/>
+      <w:bookmarkStart w:id="6" w:name="_Toc223771841"/>
       <w:r>
         <w:t>1</w:t>
       </w:r>
@@ -3174,6 +3355,7 @@
         <w:ind w:firstLine="3544"/>
         <w:rPr>
           <w:rFonts w:eastAsiaTheme="minorEastAsia"/>
+          <w:i/>
           <w:lang w:val="en-US"/>
         </w:rPr>
       </w:pPr>
@@ -3187,7 +3369,7 @@
               <m:maxDist m:val="1"/>
               <m:ctrlPr>
                 <w:rPr>
-                  <w:rFonts w:ascii="Cambria Math" w:hAnsi="Cambria Math"/>
+                  <w:rFonts w:ascii="Cambria Math" w:hAnsi="Cambria Math" w:cstheme="majorHAnsi"/>
                   <w:i/>
                 </w:rPr>
               </m:ctrlPr>
@@ -3198,7 +3380,7 @@
                   <m:maxDist m:val="1"/>
                   <m:ctrlPr>
                     <w:rPr>
-                      <w:rFonts w:ascii="Cambria Math" w:hAnsi="Cambria Math"/>
+                      <w:rFonts w:ascii="Cambria Math" w:hAnsi="Cambria Math" w:cstheme="majorHAnsi"/>
                       <w:i/>
                     </w:rPr>
                   </m:ctrlPr>
@@ -3208,7 +3390,7 @@
                     <m:sSubPr>
                       <m:ctrlPr>
                         <w:rPr>
-                          <w:rFonts w:ascii="Cambria Math" w:hAnsi="Cambria Math"/>
+                          <w:rFonts w:ascii="Cambria Math" w:hAnsi="Cambria Math" w:cstheme="majorHAnsi"/>
                           <w:i/>
                           <w:lang w:val="en-US"/>
                         </w:rPr>
@@ -3216,8 +3398,12 @@
                     </m:sSubPr>
                     <m:e>
                       <m:r>
+                        <m:rPr>
+                          <m:nor/>
+                        </m:rPr>
                         <w:rPr>
-                          <w:rFonts w:ascii="Cambria Math" w:hAnsi="Cambria Math"/>
+                          <w:rFonts w:asciiTheme="majorHAnsi" w:hAnsiTheme="majorHAnsi" w:cstheme="majorHAnsi"/>
+                          <w:i/>
                           <w:lang w:val="en-US"/>
                         </w:rPr>
                         <m:t>H</m:t>
@@ -3225,8 +3411,12 @@
                     </m:e>
                     <m:sub>
                       <m:r>
+                        <m:rPr>
+                          <m:nor/>
+                        </m:rPr>
                         <w:rPr>
-                          <w:rFonts w:ascii="Cambria Math" w:hAnsi="Cambria Math"/>
+                          <w:rFonts w:asciiTheme="majorHAnsi" w:hAnsiTheme="majorHAnsi" w:cstheme="majorHAnsi"/>
+                          <w:i/>
                           <w:lang w:val="en-US"/>
                         </w:rPr>
                         <m:t>s</m:t>
@@ -3237,22 +3427,27 @@
                     <m:dPr>
                       <m:ctrlPr>
                         <w:rPr>
-                          <w:rFonts w:ascii="Cambria Math" w:hAnsi="Cambria Math"/>
+                          <w:rFonts w:ascii="Cambria Math" w:hAnsi="Cambria Math" w:cstheme="majorHAnsi"/>
                           <w:i/>
                         </w:rPr>
                       </m:ctrlPr>
                     </m:dPr>
                     <m:e>
                       <m:r>
+                        <m:rPr>
+                          <m:nor/>
+                        </m:rPr>
                         <w:rPr>
-                          <w:rFonts w:ascii="Cambria Math" w:hAnsi="Cambria Math"/>
+                          <w:rFonts w:asciiTheme="majorHAnsi" w:hAnsiTheme="majorHAnsi" w:cstheme="majorHAnsi"/>
+                          <w:i/>
+                          <w:iCs/>
                           <w:lang w:val="en-US"/>
                         </w:rPr>
                         <m:t>A</m:t>
                       </m:r>
                       <m:ctrlPr>
                         <w:rPr>
-                          <w:rFonts w:ascii="Cambria Math" w:hAnsi="Cambria Math"/>
+                          <w:rFonts w:ascii="Cambria Math" w:hAnsi="Cambria Math" w:cstheme="majorHAnsi"/>
                           <w:i/>
                           <w:lang w:val="en-US"/>
                         </w:rPr>
@@ -3260,17 +3455,14 @@
                     </m:e>
                   </m:d>
                   <m:r>
+                    <m:rPr>
+                      <m:nor/>
+                    </m:rPr>
                     <w:rPr>
-                      <w:rFonts w:ascii="Cambria Math" w:hAnsi="Cambria Math"/>
-                    </w:rPr>
-                    <m:t>=</m:t>
-                  </m:r>
-                  <m:r>
-                    <w:rPr>
-                      <w:rFonts w:ascii="Cambria Math" w:hAnsi="Cambria Math"/>
+                      <w:rFonts w:asciiTheme="majorHAnsi" w:hAnsiTheme="majorHAnsi" w:cstheme="majorHAnsi"/>
                       <w:lang w:val="en-US"/>
                     </w:rPr>
-                    <m:t xml:space="preserve"> -</m:t>
+                    <m:t>= -</m:t>
                   </m:r>
                   <m:nary>
                     <m:naryPr>
@@ -3278,25 +3470,47 @@
                       <m:limLoc m:val="undOvr"/>
                       <m:ctrlPr>
                         <w:rPr>
-                          <w:rFonts w:ascii="Cambria Math" w:hAnsi="Cambria Math"/>
+                          <w:rFonts w:ascii="Cambria Math" w:hAnsi="Cambria Math" w:cstheme="majorHAnsi"/>
                           <w:i/>
                           <w:lang w:val="en-US"/>
                         </w:rPr>
                       </m:ctrlPr>
                     </m:naryPr>
                     <m:sub>
+                      <w:proofErr w:type="spellStart"/>
                       <m:r>
+                        <m:rPr>
+                          <m:nor/>
+                        </m:rPr>
                         <w:rPr>
-                          <w:rFonts w:ascii="Cambria Math" w:hAnsi="Cambria Math"/>
+                          <w:rFonts w:asciiTheme="majorHAnsi" w:hAnsiTheme="majorHAnsi" w:cstheme="majorHAnsi"/>
+                          <w:i/>
+                          <w:iCs/>
                           <w:lang w:val="en-US"/>
                         </w:rPr>
-                        <m:t>i=1</m:t>
+                        <m:t>i</m:t>
+                      </m:r>
+                      <w:proofErr w:type="spellEnd"/>
+                      <m:r>
+                        <m:rPr>
+                          <m:nor/>
+                        </m:rPr>
+                        <w:rPr>
+                          <w:rFonts w:asciiTheme="majorHAnsi" w:hAnsiTheme="majorHAnsi" w:cstheme="majorHAnsi"/>
+                          <w:lang w:val="en-US"/>
+                        </w:rPr>
+                        <m:t>=1</m:t>
                       </m:r>
                     </m:sub>
                     <m:sup>
                       <m:r>
+                        <m:rPr>
+                          <m:nor/>
+                        </m:rPr>
                         <w:rPr>
-                          <w:rFonts w:ascii="Cambria Math" w:hAnsi="Cambria Math"/>
+                          <w:rFonts w:asciiTheme="majorHAnsi" w:hAnsiTheme="majorHAnsi" w:cstheme="majorHAnsi"/>
+                          <w:i/>
+                          <w:iCs/>
                           <w:lang w:val="en-US"/>
                         </w:rPr>
                         <m:t>N</m:t>
@@ -3304,8 +3518,13 @@
                     </m:sup>
                     <m:e>
                       <m:r>
+                        <m:rPr>
+                          <m:nor/>
+                        </m:rPr>
                         <w:rPr>
-                          <w:rFonts w:ascii="Cambria Math" w:hAnsi="Cambria Math"/>
+                          <w:rFonts w:asciiTheme="majorHAnsi" w:hAnsiTheme="majorHAnsi" w:cstheme="majorHAnsi"/>
+                          <w:i/>
+                          <w:iCs/>
                           <w:lang w:val="en-US"/>
                         </w:rPr>
                         <m:t>P</m:t>
@@ -3314,7 +3533,7 @@
                         <m:dPr>
                           <m:ctrlPr>
                             <w:rPr>
-                              <w:rFonts w:ascii="Cambria Math" w:hAnsi="Cambria Math"/>
+                              <w:rFonts w:ascii="Cambria Math" w:hAnsi="Cambria Math" w:cstheme="majorHAnsi"/>
                               <w:i/>
                               <w:lang w:val="en-US"/>
                             </w:rPr>
@@ -3325,7 +3544,7 @@
                             <m:sSubPr>
                               <m:ctrlPr>
                                 <w:rPr>
-                                  <w:rFonts w:ascii="Cambria Math" w:hAnsi="Cambria Math"/>
+                                  <w:rFonts w:ascii="Cambria Math" w:hAnsi="Cambria Math" w:cstheme="majorHAnsi"/>
                                   <w:i/>
                                   <w:lang w:val="en-US"/>
                                 </w:rPr>
@@ -3333,28 +3552,41 @@
                             </m:sSubPr>
                             <m:e>
                               <m:r>
+                                <m:rPr>
+                                  <m:nor/>
+                                </m:rPr>
                                 <w:rPr>
-                                  <w:rFonts w:ascii="Cambria Math" w:hAnsi="Cambria Math"/>
+                                  <w:rFonts w:asciiTheme="majorHAnsi" w:hAnsiTheme="majorHAnsi" w:cstheme="majorHAnsi"/>
+                                  <w:i/>
                                   <w:lang w:val="en-US"/>
                                 </w:rPr>
                                 <m:t>a</m:t>
                               </m:r>
                             </m:e>
                             <m:sub>
+                              <w:proofErr w:type="spellStart"/>
                               <m:r>
+                                <m:rPr>
+                                  <m:nor/>
+                                </m:rPr>
                                 <w:rPr>
-                                  <w:rFonts w:ascii="Cambria Math" w:hAnsi="Cambria Math"/>
+                                  <w:rFonts w:asciiTheme="majorHAnsi" w:hAnsiTheme="majorHAnsi" w:cstheme="majorHAnsi"/>
+                                  <w:i/>
                                   <w:lang w:val="en-US"/>
                                 </w:rPr>
                                 <m:t>i</m:t>
                               </m:r>
+                              <w:proofErr w:type="spellEnd"/>
                             </m:sub>
                           </m:sSub>
                         </m:e>
                       </m:d>
                       <m:r>
+                        <m:rPr>
+                          <m:nor/>
+                        </m:rPr>
                         <w:rPr>
-                          <w:rFonts w:ascii="Cambria Math" w:hAnsi="Cambria Math"/>
+                          <w:rFonts w:asciiTheme="majorHAnsi" w:hAnsiTheme="majorHAnsi" w:cstheme="majorHAnsi"/>
                           <w:lang w:val="en-US"/>
                         </w:rPr>
                         <m:t>∙</m:t>
@@ -3363,7 +3595,7 @@
                         <m:funcPr>
                           <m:ctrlPr>
                             <w:rPr>
-                              <w:rFonts w:ascii="Cambria Math" w:hAnsi="Cambria Math"/>
+                              <w:rFonts w:ascii="Cambria Math" w:hAnsi="Cambria Math" w:cstheme="majorHAnsi"/>
                               <w:i/>
                               <w:lang w:val="en-US"/>
                             </w:rPr>
@@ -3374,7 +3606,7 @@
                             <m:sSubPr>
                               <m:ctrlPr>
                                 <w:rPr>
-                                  <w:rFonts w:ascii="Cambria Math" w:hAnsi="Cambria Math"/>
+                                  <w:rFonts w:ascii="Cambria Math" w:hAnsi="Cambria Math" w:cstheme="majorHAnsi"/>
                                   <w:i/>
                                   <w:lang w:val="en-US"/>
                                 </w:rPr>
@@ -3382,8 +3614,11 @@
                             </m:sSubPr>
                             <m:e>
                               <m:r>
+                                <m:rPr>
+                                  <m:nor/>
+                                </m:rPr>
                                 <w:rPr>
-                                  <w:rFonts w:ascii="Cambria Math" w:hAnsi="Cambria Math"/>
+                                  <w:rFonts w:asciiTheme="majorHAnsi" w:hAnsiTheme="majorHAnsi" w:cstheme="majorHAnsi"/>
                                   <w:lang w:val="en-US"/>
                                 </w:rPr>
                                 <m:t>log</m:t>
@@ -3391,8 +3626,11 @@
                             </m:e>
                             <m:sub>
                               <m:r>
+                                <m:rPr>
+                                  <m:nor/>
+                                </m:rPr>
                                 <w:rPr>
-                                  <w:rFonts w:ascii="Cambria Math" w:hAnsi="Cambria Math"/>
+                                  <w:rFonts w:asciiTheme="majorHAnsi" w:hAnsiTheme="majorHAnsi" w:cstheme="majorHAnsi"/>
                                   <w:lang w:val="en-US"/>
                                 </w:rPr>
                                 <m:t>2</m:t>
@@ -3402,8 +3640,13 @@
                         </m:fName>
                         <m:e>
                           <m:r>
+                            <m:rPr>
+                              <m:nor/>
+                            </m:rPr>
                             <w:rPr>
-                              <w:rFonts w:ascii="Cambria Math" w:hAnsi="Cambria Math"/>
+                              <w:rFonts w:asciiTheme="majorHAnsi" w:hAnsiTheme="majorHAnsi" w:cstheme="majorHAnsi"/>
+                              <w:i/>
+                              <w:iCs/>
                               <w:lang w:val="en-US"/>
                             </w:rPr>
                             <m:t>P</m:t>
@@ -3412,7 +3655,7 @@
                             <m:dPr>
                               <m:ctrlPr>
                                 <w:rPr>
-                                  <w:rFonts w:ascii="Cambria Math" w:hAnsi="Cambria Math"/>
+                                  <w:rFonts w:ascii="Cambria Math" w:hAnsi="Cambria Math" w:cstheme="majorHAnsi"/>
                                   <w:i/>
                                   <w:lang w:val="en-US"/>
                                 </w:rPr>
@@ -3423,7 +3666,7 @@
                                 <m:sSubPr>
                                   <m:ctrlPr>
                                     <w:rPr>
-                                      <w:rFonts w:ascii="Cambria Math" w:hAnsi="Cambria Math"/>
+                                      <w:rFonts w:ascii="Cambria Math" w:hAnsi="Cambria Math" w:cstheme="majorHAnsi"/>
                                       <w:i/>
                                       <w:lang w:val="en-US"/>
                                     </w:rPr>
@@ -3431,21 +3674,31 @@
                                 </m:sSubPr>
                                 <m:e>
                                   <m:r>
+                                    <m:rPr>
+                                      <m:nor/>
+                                    </m:rPr>
                                     <w:rPr>
-                                      <w:rFonts w:ascii="Cambria Math" w:hAnsi="Cambria Math"/>
+                                      <w:rFonts w:asciiTheme="majorHAnsi" w:hAnsiTheme="majorHAnsi" w:cstheme="majorHAnsi"/>
+                                      <w:i/>
                                       <w:lang w:val="en-US"/>
                                     </w:rPr>
                                     <m:t>a</m:t>
                                   </m:r>
                                 </m:e>
                                 <m:sub>
+                                  <w:proofErr w:type="spellStart"/>
                                   <m:r>
+                                    <m:rPr>
+                                      <m:nor/>
+                                    </m:rPr>
                                     <w:rPr>
-                                      <w:rFonts w:ascii="Cambria Math" w:hAnsi="Cambria Math"/>
+                                      <w:rFonts w:asciiTheme="majorHAnsi" w:hAnsiTheme="majorHAnsi" w:cstheme="majorHAnsi"/>
+                                      <w:i/>
                                       <w:lang w:val="en-US"/>
                                     </w:rPr>
                                     <m:t>i</m:t>
                                   </m:r>
+                                  <w:proofErr w:type="spellEnd"/>
                                 </m:sub>
                               </m:sSub>
                             </m:e>
@@ -3455,17 +3708,38 @@
                     </m:e>
                   </m:nary>
                   <m:r>
+                    <m:rPr>
+                      <m:nor/>
+                    </m:rPr>
                     <w:rPr>
-                      <w:rFonts w:ascii="Cambria Math" w:hAnsi="Cambria Math"/>
+                      <w:rFonts w:asciiTheme="majorHAnsi" w:hAnsiTheme="majorHAnsi" w:cstheme="majorHAnsi"/>
                       <w:lang w:val="en-US"/>
                     </w:rPr>
-                    <m:t>, #(1.3)</m:t>
+                    <m:t xml:space="preserve">, </m:t>
+                  </m:r>
+                  <m:r>
+                    <w:rPr>
+                      <w:rFonts w:ascii="Cambria Math" w:hAnsi="Cambria Math" w:cstheme="majorHAnsi"/>
+                      <w:lang w:val="en-US"/>
+                    </w:rPr>
+                    <m:t>#</m:t>
+                  </m:r>
+                  <m:r>
+                    <m:rPr>
+                      <m:nor/>
+                    </m:rPr>
+                    <w:rPr>
+                      <w:rFonts w:asciiTheme="majorHAnsi" w:hAnsiTheme="majorHAnsi" w:cstheme="majorHAnsi"/>
+                      <w:lang w:val="en-US"/>
+                    </w:rPr>
+                    <m:t>(1.3)</m:t>
                   </m:r>
                 </m:e>
               </m:eqArr>
               <m:r>
                 <w:rPr>
-                  <w:rFonts w:ascii="Cambria Math" w:hAnsi="Cambria Math"/>
+                  <w:rFonts w:ascii="Cambria Math" w:hAnsi="Cambria Math" w:cstheme="majorHAnsi"/>
+                  <w:lang w:val="en-US"/>
                 </w:rPr>
                 <m:t xml:space="preserve"> </m:t>
               </m:r>
@@ -3502,9 +3776,6 @@
         <w:t>.</w:t>
       </w:r>
       <w:r>
-        <w:rPr>
-          <w:lang w:val="en-US"/>
-        </w:rPr>
         <w:t>2</w:t>
       </w:r>
       <w:r>
@@ -3530,7 +3801,7 @@
               <m:maxDist m:val="1"/>
               <m:ctrlPr>
                 <w:rPr>
-                  <w:rFonts w:ascii="Cambria Math" w:hAnsi="Cambria Math"/>
+                  <w:rFonts w:ascii="Cambria Math" w:hAnsi="Cambria Math" w:cstheme="majorHAnsi"/>
                   <w:i/>
                 </w:rPr>
               </m:ctrlPr>
@@ -3541,7 +3812,7 @@
                   <m:maxDist m:val="1"/>
                   <m:ctrlPr>
                     <w:rPr>
-                      <w:rFonts w:ascii="Cambria Math" w:hAnsi="Cambria Math"/>
+                      <w:rFonts w:ascii="Cambria Math" w:hAnsi="Cambria Math" w:cstheme="majorHAnsi"/>
                       <w:i/>
                     </w:rPr>
                   </m:ctrlPr>
@@ -3551,7 +3822,7 @@
                     <m:sSubPr>
                       <m:ctrlPr>
                         <w:rPr>
-                          <w:rFonts w:ascii="Cambria Math" w:hAnsi="Cambria Math"/>
+                          <w:rFonts w:ascii="Cambria Math" w:hAnsi="Cambria Math" w:cstheme="majorHAnsi"/>
                           <w:i/>
                           <w:lang w:val="en-US"/>
                         </w:rPr>
@@ -3559,8 +3830,12 @@
                     </m:sSubPr>
                     <m:e>
                       <m:r>
+                        <m:rPr>
+                          <m:nor/>
+                        </m:rPr>
                         <w:rPr>
-                          <w:rFonts w:ascii="Cambria Math" w:hAnsi="Cambria Math"/>
+                          <w:rFonts w:asciiTheme="majorHAnsi" w:hAnsiTheme="majorHAnsi" w:cstheme="majorHAnsi"/>
+                          <w:i/>
                           <w:lang w:val="en-US"/>
                         </w:rPr>
                         <m:t>H</m:t>
@@ -3568,8 +3843,12 @@
                     </m:e>
                     <m:sub>
                       <m:r>
+                        <m:rPr>
+                          <m:nor/>
+                        </m:rPr>
                         <w:rPr>
-                          <w:rFonts w:ascii="Cambria Math" w:hAnsi="Cambria Math"/>
+                          <w:rFonts w:asciiTheme="majorHAnsi" w:hAnsiTheme="majorHAnsi" w:cstheme="majorHAnsi"/>
+                          <w:i/>
                           <w:lang w:val="en-US"/>
                         </w:rPr>
                         <m:t>Ch</m:t>
@@ -3580,7 +3859,7 @@
                     <m:dPr>
                       <m:ctrlPr>
                         <w:rPr>
-                          <w:rFonts w:ascii="Cambria Math" w:hAnsi="Cambria Math"/>
+                          <w:rFonts w:ascii="Cambria Math" w:hAnsi="Cambria Math" w:cstheme="majorHAnsi"/>
                           <w:i/>
                           <w:lang w:val="en-US"/>
                         </w:rPr>
@@ -3588,8 +3867,13 @@
                     </m:dPr>
                     <m:e>
                       <m:r>
+                        <m:rPr>
+                          <m:nor/>
+                        </m:rPr>
                         <w:rPr>
-                          <w:rFonts w:ascii="Cambria Math" w:hAnsi="Cambria Math"/>
+                          <w:rFonts w:asciiTheme="majorHAnsi" w:hAnsiTheme="majorHAnsi" w:cstheme="majorHAnsi"/>
+                          <w:i/>
+                          <w:iCs/>
                           <w:lang w:val="en-US"/>
                         </w:rPr>
                         <m:t>A</m:t>
@@ -3597,8 +3881,11 @@
                     </m:e>
                   </m:d>
                   <m:r>
+                    <m:rPr>
+                      <m:nor/>
+                    </m:rPr>
                     <w:rPr>
-                      <w:rFonts w:ascii="Cambria Math" w:hAnsi="Cambria Math"/>
+                      <w:rFonts w:asciiTheme="majorHAnsi" w:hAnsiTheme="majorHAnsi" w:cstheme="majorHAnsi"/>
                       <w:lang w:val="en-US"/>
                     </w:rPr>
                     <m:t>=lo</m:t>
@@ -3607,7 +3894,7 @@
                     <m:sSubPr>
                       <m:ctrlPr>
                         <w:rPr>
-                          <w:rFonts w:ascii="Cambria Math" w:hAnsi="Cambria Math"/>
+                          <w:rFonts w:ascii="Cambria Math" w:hAnsi="Cambria Math" w:cstheme="majorHAnsi"/>
                           <w:i/>
                           <w:lang w:val="en-US"/>
                         </w:rPr>
@@ -3615,8 +3902,11 @@
                     </m:sSubPr>
                     <m:e>
                       <m:r>
+                        <m:rPr>
+                          <m:nor/>
+                        </m:rPr>
                         <w:rPr>
-                          <w:rFonts w:ascii="Cambria Math" w:hAnsi="Cambria Math"/>
+                          <w:rFonts w:asciiTheme="majorHAnsi" w:hAnsiTheme="majorHAnsi" w:cstheme="majorHAnsi"/>
                           <w:lang w:val="en-US"/>
                         </w:rPr>
                         <m:t>g</m:t>
@@ -3624,8 +3914,11 @@
                     </m:e>
                     <m:sub>
                       <m:r>
+                        <m:rPr>
+                          <m:nor/>
+                        </m:rPr>
                         <w:rPr>
-                          <w:rFonts w:ascii="Cambria Math" w:hAnsi="Cambria Math"/>
+                          <w:rFonts w:asciiTheme="majorHAnsi" w:hAnsiTheme="majorHAnsi" w:cstheme="majorHAnsi"/>
                           <w:lang w:val="en-US"/>
                         </w:rPr>
                         <m:t>2</m:t>
@@ -3633,17 +3926,59 @@
                     </m:sub>
                   </m:sSub>
                   <m:r>
+                    <m:rPr>
+                      <m:nor/>
+                    </m:rPr>
                     <w:rPr>
-                      <w:rFonts w:ascii="Cambria Math" w:hAnsi="Cambria Math"/>
+                      <w:rFonts w:asciiTheme="majorHAnsi" w:hAnsiTheme="majorHAnsi" w:cstheme="majorHAnsi"/>
+                      <w:i/>
+                      <w:iCs/>
                       <w:lang w:val="en-US"/>
                     </w:rPr>
-                    <m:t>N,#(1.4)</m:t>
+                    <m:t>N</m:t>
+                  </m:r>
+                  <m:r>
+                    <m:rPr>
+                      <m:nor/>
+                    </m:rPr>
+                    <w:rPr>
+                      <w:rFonts w:ascii="Cambria Math" w:hAnsiTheme="majorHAnsi" w:cstheme="majorHAnsi"/>
+                      <w:lang w:val="en-US"/>
+                    </w:rPr>
+                    <m:t xml:space="preserve"> </m:t>
+                  </m:r>
+                  <m:r>
+                    <m:rPr>
+                      <m:nor/>
+                    </m:rPr>
+                    <w:rPr>
+                      <w:rFonts w:asciiTheme="majorHAnsi" w:hAnsiTheme="majorHAnsi" w:cstheme="majorHAnsi"/>
+                      <w:lang w:val="en-US"/>
+                    </w:rPr>
+                    <m:t>,</m:t>
+                  </m:r>
+                  <m:r>
+                    <w:rPr>
+                      <w:rFonts w:ascii="Cambria Math" w:hAnsi="Cambria Math" w:cstheme="majorHAnsi"/>
+                      <w:lang w:val="en-US"/>
+                    </w:rPr>
+                    <m:t>#</m:t>
+                  </m:r>
+                  <m:r>
+                    <m:rPr>
+                      <m:nor/>
+                    </m:rPr>
+                    <w:rPr>
+                      <w:rFonts w:asciiTheme="majorHAnsi" w:hAnsiTheme="majorHAnsi" w:cstheme="majorHAnsi"/>
+                      <w:lang w:val="en-US"/>
+                    </w:rPr>
+                    <m:t>(1.4)</m:t>
                   </m:r>
                 </m:e>
               </m:eqArr>
               <m:r>
                 <w:rPr>
-                  <w:rFonts w:ascii="Cambria Math" w:hAnsi="Cambria Math"/>
+                  <w:rFonts w:ascii="Cambria Math" w:hAnsi="Cambria Math" w:cstheme="majorHAnsi"/>
                 </w:rPr>
                 <m:t xml:space="preserve"> </m:t>
               </m:r>
@@ -3661,7 +3996,7 @@
       <w:pPr>
         <w:pStyle w:val="110"/>
       </w:pPr>
-      <w:bookmarkStart w:id="7" w:name="_Toc223744686"/>
+      <w:bookmarkStart w:id="7" w:name="_Toc223771842"/>
       <w:r>
         <w:t>1</w:t>
       </w:r>
@@ -3747,6 +4082,7 @@
     <w:p>
       <w:pPr>
         <w:spacing w:before="280" w:after="280"/>
+        <w:ind w:firstLine="0"/>
         <w:rPr>
           <w:rFonts w:eastAsiaTheme="minorEastAsia"/>
           <w:lang w:val="en-US"/>
@@ -3759,15 +4095,20 @@
               <m:maxDist m:val="1"/>
               <m:ctrlPr>
                 <w:rPr>
-                  <w:rFonts w:ascii="Cambria Math" w:hAnsi="Cambria Math"/>
+                  <w:rFonts w:ascii="Cambria Math" w:hAnsi="Cambria Math" w:cstheme="majorHAnsi"/>
                   <w:i/>
                 </w:rPr>
               </m:ctrlPr>
             </m:eqArrPr>
             <m:e>
               <m:r>
+                <m:rPr>
+                  <m:nor/>
+                </m:rPr>
                 <w:rPr>
-                  <w:rFonts w:ascii="Cambria Math" w:hAnsi="Cambria Math"/>
+                  <w:rFonts w:asciiTheme="majorHAnsi" w:hAnsiTheme="majorHAnsi" w:cstheme="majorHAnsi"/>
+                  <w:i/>
+                  <w:iCs/>
                   <w:lang w:val="en-US"/>
                 </w:rPr>
                 <m:t>I</m:t>
@@ -3776,7 +4117,7 @@
                 <m:dPr>
                   <m:ctrlPr>
                     <w:rPr>
-                      <w:rFonts w:ascii="Cambria Math" w:hAnsi="Cambria Math"/>
+                      <w:rFonts w:ascii="Cambria Math" w:hAnsi="Cambria Math" w:cstheme="majorHAnsi"/>
                       <w:i/>
                     </w:rPr>
                   </m:ctrlPr>
@@ -3786,7 +4127,7 @@
                     <m:sSubPr>
                       <m:ctrlPr>
                         <w:rPr>
-                          <w:rFonts w:ascii="Cambria Math" w:hAnsi="Cambria Math"/>
+                          <w:rFonts w:ascii="Cambria Math" w:hAnsi="Cambria Math" w:cstheme="majorHAnsi"/>
                           <w:i/>
                           <w:lang w:val="en-US"/>
                         </w:rPr>
@@ -3794,8 +4135,12 @@
                     </m:sSubPr>
                     <m:e>
                       <m:r>
+                        <m:rPr>
+                          <m:nor/>
+                        </m:rPr>
                         <w:rPr>
-                          <w:rFonts w:ascii="Cambria Math" w:hAnsi="Cambria Math"/>
+                          <w:rFonts w:asciiTheme="majorHAnsi" w:hAnsiTheme="majorHAnsi" w:cstheme="majorHAnsi"/>
+                          <w:i/>
                           <w:lang w:val="en-US"/>
                         </w:rPr>
                         <m:t>X</m:t>
@@ -3803,8 +4148,12 @@
                     </m:e>
                     <m:sub>
                       <m:r>
+                        <m:rPr>
+                          <m:nor/>
+                        </m:rPr>
                         <w:rPr>
-                          <w:rFonts w:ascii="Cambria Math" w:hAnsi="Cambria Math"/>
+                          <w:rFonts w:asciiTheme="majorHAnsi" w:hAnsiTheme="majorHAnsi" w:cstheme="majorHAnsi"/>
+                          <w:i/>
                           <w:lang w:val="en-US"/>
                         </w:rPr>
                         <m:t>k</m:t>
@@ -3813,7 +4162,7 @@
                   </m:sSub>
                   <m:ctrlPr>
                     <w:rPr>
-                      <w:rFonts w:ascii="Cambria Math" w:hAnsi="Cambria Math"/>
+                      <w:rFonts w:ascii="Cambria Math" w:hAnsi="Cambria Math" w:cstheme="majorHAnsi"/>
                       <w:i/>
                       <w:lang w:val="en-US"/>
                     </w:rPr>
@@ -3821,23 +4170,41 @@
                 </m:e>
               </m:d>
               <m:r>
+                <m:rPr>
+                  <m:nor/>
+                </m:rPr>
                 <w:rPr>
-                  <w:rFonts w:ascii="Cambria Math" w:hAnsi="Cambria Math"/>
+                  <w:rFonts w:asciiTheme="majorHAnsi" w:hAnsiTheme="majorHAnsi" w:cstheme="majorHAnsi"/>
                 </w:rPr>
                 <m:t>=</m:t>
               </m:r>
               <m:r>
+                <m:rPr>
+                  <m:nor/>
+                </m:rPr>
                 <w:rPr>
-                  <w:rFonts w:ascii="Cambria Math" w:hAnsi="Cambria Math"/>
+                  <w:rFonts w:asciiTheme="majorHAnsi" w:hAnsiTheme="majorHAnsi" w:cstheme="majorHAnsi"/>
                   <w:lang w:val="en-US"/>
                 </w:rPr>
-                <m:t xml:space="preserve"> H</m:t>
+                <m:t xml:space="preserve"> </m:t>
+              </m:r>
+              <m:r>
+                <m:rPr>
+                  <m:nor/>
+                </m:rPr>
+                <w:rPr>
+                  <w:rFonts w:asciiTheme="majorHAnsi" w:hAnsiTheme="majorHAnsi" w:cstheme="majorHAnsi"/>
+                  <w:i/>
+                  <w:iCs/>
+                  <w:lang w:val="en-US"/>
+                </w:rPr>
+                <m:t>H</m:t>
               </m:r>
               <m:d>
                 <m:dPr>
                   <m:ctrlPr>
                     <w:rPr>
-                      <w:rFonts w:ascii="Cambria Math" w:hAnsi="Cambria Math"/>
+                      <w:rFonts w:ascii="Cambria Math" w:hAnsi="Cambria Math" w:cstheme="majorHAnsi"/>
                       <w:i/>
                       <w:lang w:val="en-US"/>
                     </w:rPr>
@@ -3845,8 +4212,13 @@
                 </m:dPr>
                 <m:e>
                   <m:r>
+                    <m:rPr>
+                      <m:nor/>
+                    </m:rPr>
                     <w:rPr>
-                      <w:rFonts w:ascii="Cambria Math" w:hAnsi="Cambria Math"/>
+                      <w:rFonts w:asciiTheme="majorHAnsi" w:hAnsiTheme="majorHAnsi" w:cstheme="majorHAnsi"/>
+                      <w:i/>
+                      <w:iCs/>
                       <w:lang w:val="en-US"/>
                     </w:rPr>
                     <m:t>A</m:t>
@@ -3854,15 +4226,50 @@
                 </m:e>
               </m:d>
               <m:r>
+                <m:rPr>
+                  <m:nor/>
+                </m:rPr>
                 <w:rPr>
-                  <w:rFonts w:ascii="Cambria Math" w:hAnsi="Cambria Math"/>
+                  <w:rFonts w:asciiTheme="majorHAnsi" w:hAnsiTheme="majorHAnsi" w:cstheme="majorHAnsi"/>
                   <w:lang w:val="en-US"/>
                 </w:rPr>
-                <m:t>∙k.</m:t>
+                <m:t>∙</m:t>
+              </m:r>
+              <m:r>
+                <m:rPr>
+                  <m:nor/>
+                </m:rPr>
+                <w:rPr>
+                  <w:rFonts w:asciiTheme="majorHAnsi" w:hAnsiTheme="majorHAnsi" w:cstheme="majorHAnsi"/>
+                  <w:i/>
+                  <w:iCs/>
+                  <w:lang w:val="en-US"/>
+                </w:rPr>
+                <m:t>k</m:t>
+              </m:r>
+              <m:r>
+                <m:rPr>
+                  <m:nor/>
+                </m:rPr>
+                <w:rPr>
+                  <w:rFonts w:ascii="Cambria Math" w:hAnsiTheme="majorHAnsi" w:cstheme="majorHAnsi"/>
+                  <w:lang w:val="en-US"/>
+                </w:rPr>
+                <m:t xml:space="preserve"> </m:t>
+              </m:r>
+              <m:r>
+                <m:rPr>
+                  <m:nor/>
+                </m:rPr>
+                <w:rPr>
+                  <w:rFonts w:asciiTheme="majorHAnsi" w:hAnsiTheme="majorHAnsi" w:cstheme="majorHAnsi"/>
+                  <w:lang w:val="en-US"/>
+                </w:rPr>
+                <m:t>,</m:t>
               </m:r>
               <m:r>
                 <w:rPr>
-                  <w:rFonts w:ascii="Cambria Math" w:hAnsi="Cambria Math"/>
+                  <w:rFonts w:ascii="Cambria Math" w:hAnsi="Cambria Math" w:cstheme="majorHAnsi"/>
                 </w:rPr>
                 <m:t>#</m:t>
               </m:r>
@@ -3870,22 +4277,25 @@
                 <m:dPr>
                   <m:ctrlPr>
                     <w:rPr>
-                      <w:rFonts w:ascii="Cambria Math" w:hAnsi="Cambria Math"/>
+                      <w:rFonts w:ascii="Cambria Math" w:hAnsi="Cambria Math" w:cstheme="majorHAnsi"/>
                       <w:i/>
                     </w:rPr>
                   </m:ctrlPr>
                 </m:dPr>
                 <m:e>
                   <m:r>
+                    <m:rPr>
+                      <m:nor/>
+                    </m:rPr>
                     <w:rPr>
-                      <w:rFonts w:ascii="Cambria Math" w:hAnsi="Cambria Math"/>
+                      <w:rFonts w:asciiTheme="majorHAnsi" w:hAnsiTheme="majorHAnsi" w:cstheme="majorHAnsi"/>
                       <w:lang w:val="en-US"/>
                     </w:rPr>
                     <m:t>1.5</m:t>
                   </m:r>
                   <m:ctrlPr>
                     <w:rPr>
-                      <w:rFonts w:ascii="Cambria Math" w:hAnsi="Cambria Math"/>
+                      <w:rFonts w:ascii="Cambria Math" w:hAnsi="Cambria Math" w:cstheme="majorHAnsi"/>
                       <w:i/>
                       <w:lang w:val="en-US"/>
                     </w:rPr>
@@ -4047,7 +4457,7 @@
               <m:maxDist m:val="1"/>
               <m:ctrlPr>
                 <w:rPr>
-                  <w:rFonts w:ascii="Cambria Math" w:hAnsi="Cambria Math"/>
+                  <w:rFonts w:ascii="Cambria Math" w:hAnsi="Cambria Math" w:cstheme="majorHAnsi"/>
                   <w:i/>
                 </w:rPr>
               </m:ctrlPr>
@@ -4057,7 +4467,7 @@
                 <m:sSubPr>
                   <m:ctrlPr>
                     <w:rPr>
-                      <w:rFonts w:ascii="Cambria Math" w:hAnsi="Cambria Math"/>
+                      <w:rFonts w:ascii="Cambria Math" w:hAnsi="Cambria Math" w:cstheme="majorHAnsi"/>
                       <w:i/>
                       <w:lang w:val="en-US"/>
                     </w:rPr>
@@ -4065,8 +4475,12 @@
                 </m:sSubPr>
                 <m:e>
                   <m:r>
+                    <m:rPr>
+                      <m:nor/>
+                    </m:rPr>
                     <w:rPr>
-                      <w:rFonts w:ascii="Cambria Math" w:hAnsi="Cambria Math"/>
+                      <w:rFonts w:asciiTheme="majorHAnsi" w:hAnsiTheme="majorHAnsi" w:cstheme="majorHAnsi"/>
+                      <w:i/>
                       <w:lang w:val="en-US"/>
                     </w:rPr>
                     <m:t>H</m:t>
@@ -4074,8 +4488,12 @@
                 </m:e>
                 <m:sub>
                   <m:r>
+                    <m:rPr>
+                      <m:nor/>
+                    </m:rPr>
                     <w:rPr>
-                      <w:rFonts w:ascii="Cambria Math" w:hAnsi="Cambria Math"/>
+                      <w:rFonts w:asciiTheme="majorHAnsi" w:hAnsiTheme="majorHAnsi" w:cstheme="majorHAnsi"/>
+                      <w:i/>
                       <w:lang w:val="en-US"/>
                     </w:rPr>
                     <m:t>e</m:t>
@@ -4086,22 +4504,27 @@
                 <m:dPr>
                   <m:ctrlPr>
                     <w:rPr>
-                      <w:rFonts w:ascii="Cambria Math" w:hAnsi="Cambria Math"/>
+                      <w:rFonts w:ascii="Cambria Math" w:hAnsi="Cambria Math" w:cstheme="majorHAnsi"/>
                       <w:i/>
                     </w:rPr>
                   </m:ctrlPr>
                 </m:dPr>
                 <m:e>
                   <m:r>
+                    <m:rPr>
+                      <m:nor/>
+                    </m:rPr>
                     <w:rPr>
-                      <w:rFonts w:ascii="Cambria Math" w:hAnsi="Cambria Math"/>
+                      <w:rFonts w:asciiTheme="majorHAnsi" w:hAnsiTheme="majorHAnsi" w:cstheme="majorHAnsi"/>
+                      <w:i/>
+                      <w:iCs/>
                       <w:lang w:val="en-US"/>
                     </w:rPr>
                     <m:t>A</m:t>
                   </m:r>
                   <m:ctrlPr>
                     <w:rPr>
-                      <w:rFonts w:ascii="Cambria Math" w:hAnsi="Cambria Math"/>
+                      <w:rFonts w:ascii="Cambria Math" w:hAnsi="Cambria Math" w:cstheme="majorHAnsi"/>
                       <w:i/>
                       <w:lang w:val="en-US"/>
                     </w:rPr>
@@ -4109,24 +4532,42 @@
                 </m:e>
               </m:d>
               <m:r>
+                <m:rPr>
+                  <m:nor/>
+                </m:rPr>
                 <w:rPr>
-                  <w:rFonts w:ascii="Cambria Math" w:hAnsi="Cambria Math"/>
+                  <w:rFonts w:asciiTheme="majorHAnsi" w:hAnsiTheme="majorHAnsi" w:cstheme="majorHAnsi"/>
                 </w:rPr>
                 <m:t>=</m:t>
               </m:r>
               <m:r>
+                <m:rPr>
+                  <m:nor/>
+                </m:rPr>
                 <w:rPr>
-                  <w:rFonts w:ascii="Cambria Math" w:hAnsi="Cambria Math"/>
+                  <w:rFonts w:asciiTheme="majorHAnsi" w:hAnsiTheme="majorHAnsi" w:cstheme="majorHAnsi"/>
                   <w:lang w:val="en-US"/>
                 </w:rPr>
-                <m:t xml:space="preserve"> 1-H</m:t>
+                <m:t xml:space="preserve"> 1-</m:t>
+              </m:r>
+              <m:r>
+                <m:rPr>
+                  <m:nor/>
+                </m:rPr>
+                <w:rPr>
+                  <w:rFonts w:asciiTheme="majorHAnsi" w:hAnsiTheme="majorHAnsi" w:cstheme="majorHAnsi"/>
+                  <w:i/>
+                  <w:iCs/>
+                  <w:lang w:val="en-US"/>
+                </w:rPr>
+                <m:t>H</m:t>
               </m:r>
               <m:d>
                 <m:dPr>
                   <m:endChr m:val="|"/>
                   <m:ctrlPr>
                     <w:rPr>
-                      <w:rFonts w:ascii="Cambria Math" w:hAnsi="Cambria Math"/>
+                      <w:rFonts w:ascii="Cambria Math" w:hAnsi="Cambria Math" w:cstheme="majorHAnsi"/>
                       <w:i/>
                       <w:lang w:val="en-US"/>
                     </w:rPr>
@@ -4134,30 +4575,83 @@
                 </m:dPr>
                 <m:e>
                   <m:r>
+                    <m:rPr>
+                      <m:nor/>
+                    </m:rPr>
                     <w:rPr>
-                      <w:rFonts w:ascii="Cambria Math" w:hAnsi="Cambria Math"/>
+                      <w:rFonts w:asciiTheme="majorHAnsi" w:hAnsiTheme="majorHAnsi" w:cstheme="majorHAnsi"/>
+                      <w:i/>
+                      <w:iCs/>
                       <w:lang w:val="en-US"/>
                     </w:rPr>
-                    <m:t xml:space="preserve">Y </m:t>
+                    <m:t>Y</m:t>
+                  </m:r>
+                  <m:r>
+                    <m:rPr>
+                      <m:nor/>
+                    </m:rPr>
+                    <w:rPr>
+                      <w:rFonts w:asciiTheme="majorHAnsi" w:hAnsiTheme="majorHAnsi" w:cstheme="majorHAnsi"/>
+                      <w:lang w:val="en-US"/>
+                    </w:rPr>
+                    <m:t xml:space="preserve"> </m:t>
                   </m:r>
                 </m:e>
               </m:d>
               <m:r>
+                <m:rPr>
+                  <m:nor/>
+                </m:rPr>
                 <w:rPr>
-                  <w:rFonts w:ascii="Cambria Math" w:hAnsi="Cambria Math"/>
+                  <w:rFonts w:asciiTheme="majorHAnsi" w:hAnsiTheme="majorHAnsi" w:cstheme="majorHAnsi"/>
                 </w:rPr>
                 <m:t xml:space="preserve"> </m:t>
               </m:r>
               <m:r>
+                <m:rPr>
+                  <m:nor/>
+                </m:rPr>
                 <w:rPr>
-                  <w:rFonts w:ascii="Cambria Math" w:hAnsi="Cambria Math"/>
+                  <w:rFonts w:asciiTheme="majorHAnsi" w:hAnsiTheme="majorHAnsi" w:cstheme="majorHAnsi"/>
+                  <w:i/>
+                  <w:iCs/>
                   <w:lang w:val="en-US"/>
                 </w:rPr>
-                <m:t>X),</m:t>
+                <m:t>X</m:t>
+              </m:r>
+              <m:r>
+                <m:rPr>
+                  <m:nor/>
+                </m:rPr>
+                <w:rPr>
+                  <w:rFonts w:asciiTheme="majorHAnsi" w:hAnsiTheme="majorHAnsi" w:cstheme="majorHAnsi"/>
+                  <w:lang w:val="en-US"/>
+                </w:rPr>
+                <m:t>)</m:t>
+              </m:r>
+              <m:r>
+                <m:rPr>
+                  <m:nor/>
+                </m:rPr>
+                <w:rPr>
+                  <w:rFonts w:ascii="Cambria Math" w:hAnsiTheme="majorHAnsi" w:cstheme="majorHAnsi"/>
+                  <w:lang w:val="en-US"/>
+                </w:rPr>
+                <m:t xml:space="preserve"> </m:t>
+              </m:r>
+              <m:r>
+                <m:rPr>
+                  <m:nor/>
+                </m:rPr>
+                <w:rPr>
+                  <w:rFonts w:asciiTheme="majorHAnsi" w:hAnsiTheme="majorHAnsi" w:cstheme="majorHAnsi"/>
+                  <w:lang w:val="en-US"/>
+                </w:rPr>
+                <m:t>,</m:t>
               </m:r>
               <m:r>
                 <w:rPr>
-                  <w:rFonts w:ascii="Cambria Math" w:hAnsi="Cambria Math"/>
+                  <w:rFonts w:ascii="Cambria Math" w:hAnsi="Cambria Math" w:cstheme="majorHAnsi"/>
                 </w:rPr>
                 <m:t>#</m:t>
               </m:r>
@@ -4165,22 +4659,25 @@
                 <m:dPr>
                   <m:ctrlPr>
                     <w:rPr>
-                      <w:rFonts w:ascii="Cambria Math" w:hAnsi="Cambria Math"/>
+                      <w:rFonts w:ascii="Cambria Math" w:hAnsi="Cambria Math" w:cstheme="majorHAnsi"/>
                       <w:i/>
                     </w:rPr>
                   </m:ctrlPr>
                 </m:dPr>
                 <m:e>
                   <m:r>
+                    <m:rPr>
+                      <m:nor/>
+                    </m:rPr>
                     <w:rPr>
-                      <w:rFonts w:ascii="Cambria Math" w:hAnsi="Cambria Math"/>
+                      <w:rFonts w:asciiTheme="majorHAnsi" w:hAnsiTheme="majorHAnsi" w:cstheme="majorHAnsi"/>
                       <w:lang w:val="en-US"/>
                     </w:rPr>
                     <m:t>1.6</m:t>
                   </m:r>
                   <m:ctrlPr>
                     <w:rPr>
-                      <w:rFonts w:ascii="Cambria Math" w:hAnsi="Cambria Math"/>
+                      <w:rFonts w:ascii="Cambria Math" w:hAnsi="Cambria Math" w:cstheme="majorHAnsi"/>
                       <w:i/>
                       <w:lang w:val="en-US"/>
                     </w:rPr>
@@ -4243,6 +4740,7 @@
         <w:rPr>
           <w:rFonts w:eastAsiaTheme="minorEastAsia"/>
           <w:i/>
+          <w:lang w:val="en-US"/>
         </w:rPr>
       </w:pPr>
       <m:oMathPara>
@@ -4252,15 +4750,20 @@
               <m:maxDist m:val="1"/>
               <m:ctrlPr>
                 <w:rPr>
-                  <w:rFonts w:ascii="Cambria Math" w:hAnsi="Cambria Math"/>
+                  <w:rFonts w:ascii="Cambria Math" w:hAnsi="Cambria Math" w:cstheme="majorHAnsi"/>
                   <w:i/>
                 </w:rPr>
               </m:ctrlPr>
             </m:eqArrPr>
             <m:e>
               <m:r>
+                <m:rPr>
+                  <m:nor/>
+                </m:rPr>
                 <w:rPr>
-                  <w:rFonts w:ascii="Cambria Math" w:hAnsi="Cambria Math"/>
+                  <w:rFonts w:asciiTheme="majorHAnsi" w:hAnsiTheme="majorHAnsi" w:cstheme="majorHAnsi"/>
+                  <w:i/>
+                  <w:iCs/>
                   <w:lang w:val="en-US"/>
                 </w:rPr>
                 <m:t>H</m:t>
@@ -4269,22 +4772,49 @@
                 <m:dPr>
                   <m:ctrlPr>
                     <w:rPr>
-                      <w:rFonts w:ascii="Cambria Math" w:hAnsi="Cambria Math"/>
+                      <w:rFonts w:ascii="Cambria Math" w:hAnsi="Cambria Math" w:cstheme="majorHAnsi"/>
                       <w:i/>
                     </w:rPr>
                   </m:ctrlPr>
                 </m:dPr>
                 <m:e>
                   <m:r>
+                    <m:rPr>
+                      <m:nor/>
+                    </m:rPr>
                     <w:rPr>
-                      <w:rFonts w:ascii="Cambria Math" w:hAnsi="Cambria Math"/>
+                      <w:rFonts w:asciiTheme="majorHAnsi" w:hAnsiTheme="majorHAnsi" w:cstheme="majorHAnsi"/>
+                      <w:i/>
+                      <w:iCs/>
                       <w:lang w:val="en-US"/>
                     </w:rPr>
-                    <m:t>Y | X</m:t>
+                    <m:t>Y</m:t>
+                  </m:r>
+                  <m:r>
+                    <m:rPr>
+                      <m:nor/>
+                    </m:rPr>
+                    <w:rPr>
+                      <w:rFonts w:asciiTheme="majorHAnsi" w:hAnsiTheme="majorHAnsi" w:cstheme="majorHAnsi"/>
+                      <w:lang w:val="en-US"/>
+                    </w:rPr>
+                    <m:t xml:space="preserve"> | </m:t>
+                  </m:r>
+                  <m:r>
+                    <m:rPr>
+                      <m:nor/>
+                    </m:rPr>
+                    <w:rPr>
+                      <w:rFonts w:asciiTheme="majorHAnsi" w:hAnsiTheme="majorHAnsi" w:cstheme="majorHAnsi"/>
+                      <w:i/>
+                      <w:iCs/>
+                      <w:lang w:val="en-US"/>
+                    </w:rPr>
+                    <m:t>X</m:t>
                   </m:r>
                   <m:ctrlPr>
                     <w:rPr>
-                      <w:rFonts w:ascii="Cambria Math" w:hAnsi="Cambria Math"/>
+                      <w:rFonts w:ascii="Cambria Math" w:hAnsi="Cambria Math" w:cstheme="majorHAnsi"/>
                       <w:i/>
                       <w:lang w:val="en-US"/>
                     </w:rPr>
@@ -4292,23 +4822,42 @@
                 </m:e>
               </m:d>
               <m:r>
+                <m:rPr>
+                  <m:nor/>
+                </m:rPr>
                 <w:rPr>
-                  <w:rFonts w:ascii="Cambria Math" w:hAnsi="Cambria Math"/>
+                  <w:rFonts w:asciiTheme="majorHAnsi" w:hAnsiTheme="majorHAnsi" w:cstheme="majorHAnsi"/>
+                  <w:lang w:val="en-US"/>
                 </w:rPr>
-                <m:t>=</m:t>
+                <m:t>= -</m:t>
               </m:r>
               <m:r>
+                <m:rPr>
+                  <m:nor/>
+                </m:rPr>
                 <w:rPr>
-                  <w:rFonts w:ascii="Cambria Math" w:hAnsi="Cambria Math"/>
+                  <w:rFonts w:asciiTheme="majorHAnsi" w:hAnsiTheme="majorHAnsi" w:cstheme="majorHAnsi"/>
+                  <w:i/>
+                  <w:iCs/>
                   <w:lang w:val="en-US"/>
                 </w:rPr>
-                <m:t xml:space="preserve"> -p∙</m:t>
+                <m:t>p</m:t>
+              </m:r>
+              <m:r>
+                <m:rPr>
+                  <m:nor/>
+                </m:rPr>
+                <w:rPr>
+                  <w:rFonts w:asciiTheme="majorHAnsi" w:hAnsiTheme="majorHAnsi" w:cstheme="majorHAnsi"/>
+                  <w:lang w:val="en-US"/>
+                </w:rPr>
+                <m:t>∙</m:t>
               </m:r>
               <m:func>
                 <m:funcPr>
                   <m:ctrlPr>
                     <w:rPr>
-                      <w:rFonts w:ascii="Cambria Math" w:hAnsi="Cambria Math"/>
+                      <w:rFonts w:ascii="Cambria Math" w:hAnsi="Cambria Math" w:cstheme="majorHAnsi"/>
                       <w:i/>
                       <w:lang w:val="en-US"/>
                     </w:rPr>
@@ -4319,7 +4868,7 @@
                     <m:sSubPr>
                       <m:ctrlPr>
                         <w:rPr>
-                          <w:rFonts w:ascii="Cambria Math" w:hAnsi="Cambria Math"/>
+                          <w:rFonts w:ascii="Cambria Math" w:hAnsi="Cambria Math" w:cstheme="majorHAnsi"/>
                           <w:i/>
                           <w:lang w:val="en-US"/>
                         </w:rPr>
@@ -4328,10 +4877,10 @@
                     <m:e>
                       <m:r>
                         <m:rPr>
-                          <m:sty m:val="p"/>
+                          <m:nor/>
                         </m:rPr>
                         <w:rPr>
-                          <w:rFonts w:ascii="Cambria Math" w:hAnsi="Cambria Math"/>
+                          <w:rFonts w:asciiTheme="majorHAnsi" w:hAnsiTheme="majorHAnsi" w:cstheme="majorHAnsi"/>
                           <w:lang w:val="en-US"/>
                         </w:rPr>
                         <m:t>log</m:t>
@@ -4339,8 +4888,11 @@
                     </m:e>
                     <m:sub>
                       <m:r>
+                        <m:rPr>
+                          <m:nor/>
+                        </m:rPr>
                         <w:rPr>
-                          <w:rFonts w:ascii="Cambria Math" w:hAnsi="Cambria Math"/>
+                          <w:rFonts w:asciiTheme="majorHAnsi" w:hAnsiTheme="majorHAnsi" w:cstheme="majorHAnsi"/>
                           <w:lang w:val="en-US"/>
                         </w:rPr>
                         <m:t>2</m:t>
@@ -4350,17 +4902,54 @@
                 </m:fName>
                 <m:e>
                   <m:r>
+                    <m:rPr>
+                      <m:nor/>
+                    </m:rPr>
                     <w:rPr>
-                      <w:rFonts w:ascii="Cambria Math" w:hAnsi="Cambria Math"/>
+                      <w:rFonts w:asciiTheme="majorHAnsi" w:hAnsiTheme="majorHAnsi" w:cstheme="majorHAnsi"/>
+                      <w:i/>
+                      <w:iCs/>
                       <w:lang w:val="en-US"/>
                     </w:rPr>
-                    <m:t>p-q∙</m:t>
+                    <m:t>p</m:t>
+                  </m:r>
+                  <m:r>
+                    <m:rPr>
+                      <m:nor/>
+                    </m:rPr>
+                    <w:rPr>
+                      <w:rFonts w:asciiTheme="majorHAnsi" w:hAnsiTheme="majorHAnsi" w:cstheme="majorHAnsi"/>
+                      <w:lang w:val="en-US"/>
+                    </w:rPr>
+                    <m:t>-</m:t>
+                  </m:r>
+                  <m:r>
+                    <m:rPr>
+                      <m:nor/>
+                    </m:rPr>
+                    <w:rPr>
+                      <w:rFonts w:asciiTheme="majorHAnsi" w:hAnsiTheme="majorHAnsi" w:cstheme="majorHAnsi"/>
+                      <w:i/>
+                      <w:iCs/>
+                      <w:lang w:val="en-US"/>
+                    </w:rPr>
+                    <m:t>q</m:t>
+                  </m:r>
+                  <m:r>
+                    <m:rPr>
+                      <m:nor/>
+                    </m:rPr>
+                    <w:rPr>
+                      <w:rFonts w:asciiTheme="majorHAnsi" w:hAnsiTheme="majorHAnsi" w:cstheme="majorHAnsi"/>
+                      <w:lang w:val="en-US"/>
+                    </w:rPr>
+                    <m:t>∙</m:t>
                   </m:r>
                   <m:func>
                     <m:funcPr>
                       <m:ctrlPr>
                         <w:rPr>
-                          <w:rFonts w:ascii="Cambria Math" w:hAnsi="Cambria Math"/>
+                          <w:rFonts w:ascii="Cambria Math" w:hAnsi="Cambria Math" w:cstheme="majorHAnsi"/>
                           <w:i/>
                           <w:lang w:val="en-US"/>
                         </w:rPr>
@@ -4371,7 +4960,7 @@
                         <m:sSubPr>
                           <m:ctrlPr>
                             <w:rPr>
-                              <w:rFonts w:ascii="Cambria Math" w:hAnsi="Cambria Math"/>
+                              <w:rFonts w:ascii="Cambria Math" w:hAnsi="Cambria Math" w:cstheme="majorHAnsi"/>
                               <w:i/>
                               <w:lang w:val="en-US"/>
                             </w:rPr>
@@ -4380,10 +4969,10 @@
                         <m:e>
                           <m:r>
                             <m:rPr>
-                              <m:sty m:val="p"/>
+                              <m:nor/>
                             </m:rPr>
                             <w:rPr>
-                              <w:rFonts w:ascii="Cambria Math" w:hAnsi="Cambria Math"/>
+                              <w:rFonts w:asciiTheme="majorHAnsi" w:hAnsiTheme="majorHAnsi" w:cstheme="majorHAnsi"/>
                               <w:lang w:val="en-US"/>
                             </w:rPr>
                             <m:t>log</m:t>
@@ -4391,8 +4980,11 @@
                         </m:e>
                         <m:sub>
                           <m:r>
+                            <m:rPr>
+                              <m:nor/>
+                            </m:rPr>
                             <w:rPr>
-                              <w:rFonts w:ascii="Cambria Math" w:hAnsi="Cambria Math"/>
+                              <w:rFonts w:asciiTheme="majorHAnsi" w:hAnsiTheme="majorHAnsi" w:cstheme="majorHAnsi"/>
                               <w:lang w:val="en-US"/>
                             </w:rPr>
                             <m:t>2</m:t>
@@ -4402,17 +4994,35 @@
                     </m:fName>
                     <m:e>
                       <m:r>
+                        <m:rPr>
+                          <m:nor/>
+                        </m:rPr>
                         <w:rPr>
-                          <w:rFonts w:ascii="Cambria Math" w:hAnsi="Cambria Math"/>
+                          <w:rFonts w:asciiTheme="majorHAnsi" w:hAnsiTheme="majorHAnsi" w:cstheme="majorHAnsi"/>
+                          <w:i/>
+                          <w:iCs/>
                           <w:lang w:val="en-US"/>
                         </w:rPr>
-                        <m:t>q.</m:t>
+                        <m:t>q</m:t>
+                      </m:r>
+                      <m:r>
+                        <m:rPr>
+                          <m:nor/>
+                        </m:rPr>
+                        <w:rPr>
+                          <w:rFonts w:asciiTheme="majorHAnsi" w:hAnsiTheme="majorHAnsi" w:cstheme="majorHAnsi"/>
+                          <w:lang w:val="en-US"/>
+                        </w:rPr>
+                        <m:t>.</m:t>
                       </m:r>
                     </m:e>
                   </m:func>
                   <m:r>
+                    <m:rPr>
+                      <m:nor/>
+                    </m:rPr>
                     <w:rPr>
-                      <w:rFonts w:ascii="Cambria Math" w:hAnsi="Cambria Math"/>
+                      <w:rFonts w:asciiTheme="majorHAnsi" w:hAnsiTheme="majorHAnsi" w:cstheme="majorHAnsi"/>
                       <w:lang w:val="en-US"/>
                     </w:rPr>
                     <m:t xml:space="preserve"> </m:t>
@@ -4421,7 +5031,8 @@
               </m:func>
               <m:r>
                 <w:rPr>
-                  <w:rFonts w:ascii="Cambria Math" w:hAnsi="Cambria Math"/>
+                  <w:rFonts w:ascii="Cambria Math" w:hAnsi="Cambria Math" w:cstheme="majorHAnsi"/>
+                  <w:lang w:val="en-US"/>
                 </w:rPr>
                 <m:t>#</m:t>
               </m:r>
@@ -4429,22 +5040,25 @@
                 <m:dPr>
                   <m:ctrlPr>
                     <w:rPr>
-                      <w:rFonts w:ascii="Cambria Math" w:hAnsi="Cambria Math"/>
+                      <w:rFonts w:ascii="Cambria Math" w:hAnsi="Cambria Math" w:cstheme="majorHAnsi"/>
                       <w:i/>
                     </w:rPr>
                   </m:ctrlPr>
                 </m:dPr>
                 <m:e>
                   <m:r>
+                    <m:rPr>
+                      <m:nor/>
+                    </m:rPr>
                     <w:rPr>
-                      <w:rFonts w:ascii="Cambria Math" w:hAnsi="Cambria Math"/>
+                      <w:rFonts w:asciiTheme="majorHAnsi" w:hAnsiTheme="majorHAnsi" w:cstheme="majorHAnsi"/>
                       <w:lang w:val="en-US"/>
                     </w:rPr>
                     <m:t>1.7</m:t>
                   </m:r>
                   <m:ctrlPr>
                     <w:rPr>
-                      <w:rFonts w:ascii="Cambria Math" w:hAnsi="Cambria Math"/>
+                      <w:rFonts w:ascii="Cambria Math" w:hAnsi="Cambria Math" w:cstheme="majorHAnsi"/>
                       <w:i/>
                       <w:lang w:val="en-US"/>
                     </w:rPr>
@@ -4494,7 +5108,7 @@
         </w:numPr>
         <w:ind w:left="0" w:firstLine="709"/>
       </w:pPr>
-      <w:bookmarkStart w:id="8" w:name="_Toc223744687"/>
+      <w:bookmarkStart w:id="8" w:name="_Toc223771843"/>
       <w:r>
         <w:lastRenderedPageBreak/>
         <w:t>Описание разработанного приложения</w:t>
@@ -4511,7 +5125,7 @@
         <w:spacing w:before="240"/>
         <w:ind w:left="0" w:firstLine="709"/>
       </w:pPr>
-      <w:bookmarkStart w:id="9" w:name="_Toc223744688"/>
+      <w:bookmarkStart w:id="9" w:name="_Toc223771844"/>
       <w:r>
         <w:t>Назначение программы</w:t>
       </w:r>
@@ -4580,7 +5194,7 @@
         </w:numPr>
         <w:ind w:left="0" w:firstLine="709"/>
       </w:pPr>
-      <w:bookmarkStart w:id="10" w:name="_Toc223744689"/>
+      <w:bookmarkStart w:id="10" w:name="_Toc223771845"/>
       <w:r>
         <w:t>Описание алгоритмов рассчета</w:t>
       </w:r>
@@ -5601,7 +6215,7 @@
         </w:numPr>
         <w:ind w:left="0" w:firstLine="709"/>
       </w:pPr>
-      <w:bookmarkStart w:id="11" w:name="_Toc223744690"/>
+      <w:bookmarkStart w:id="11" w:name="_Toc223771846"/>
       <w:r>
         <w:t>Формат входных данных</w:t>
       </w:r>
@@ -5668,7 +6282,7 @@
       <w:pPr>
         <w:pStyle w:val="11"/>
       </w:pPr>
-      <w:bookmarkStart w:id="12" w:name="_Toc223744691"/>
+      <w:bookmarkStart w:id="12" w:name="_Toc223771847"/>
       <w:r>
         <w:lastRenderedPageBreak/>
         <w:t>3</w:t>
@@ -5686,7 +6300,7 @@
         <w:pStyle w:val="11"/>
         <w:spacing w:before="240"/>
       </w:pPr>
-      <w:bookmarkStart w:id="13" w:name="_Toc223744692"/>
+      <w:bookmarkStart w:id="13" w:name="_Toc223771848"/>
       <w:r>
         <w:t>3</w:t>
       </w:r>
@@ -5723,9 +6337,9 @@
       </w:pPr>
       <w:r>
         <w:drawing>
-          <wp:inline distT="0" distB="0" distL="0" distR="0" wp14:anchorId="2276FF72" wp14:editId="7D403FB4">
-            <wp:extent cx="4744528" cy="2537853"/>
-            <wp:effectExtent l="19050" t="19050" r="18415" b="15240"/>
+          <wp:inline distT="0" distB="0" distL="0" distR="0" wp14:anchorId="4AEBEF03" wp14:editId="2624A2DD">
+            <wp:extent cx="5054600" cy="2677236"/>
+            <wp:effectExtent l="19050" t="19050" r="12700" b="27940"/>
             <wp:docPr id="1" name="Рисунок 1"/>
             <wp:cNvGraphicFramePr>
               <a:graphicFrameLocks xmlns:a="http://schemas.openxmlformats.org/drawingml/2006/main" noChangeAspect="1"/>
@@ -5746,7 +6360,7 @@
                   <pic:spPr>
                     <a:xfrm>
                       <a:off x="0" y="0"/>
-                      <a:ext cx="4774938" cy="2554120"/>
+                      <a:ext cx="5072421" cy="2686675"/>
                     </a:xfrm>
                     <a:prstGeom prst="rect">
                       <a:avLst/>
@@ -5799,10 +6413,10 @@
       </w:pPr>
       <w:r>
         <w:drawing>
-          <wp:inline distT="0" distB="0" distL="0" distR="0" wp14:anchorId="72B74A4B" wp14:editId="4CE7AE8C">
-            <wp:extent cx="5090939" cy="2268747"/>
-            <wp:effectExtent l="19050" t="19050" r="14605" b="17780"/>
-            <wp:docPr id="2" name="Рисунок 2"/>
+          <wp:inline distT="0" distB="0" distL="0" distR="0" wp14:anchorId="4CC62EA7" wp14:editId="4C5AABDD">
+            <wp:extent cx="5102225" cy="2265595"/>
+            <wp:effectExtent l="19050" t="19050" r="22225" b="20955"/>
+            <wp:docPr id="4" name="Рисунок 4"/>
             <wp:cNvGraphicFramePr>
               <a:graphicFrameLocks xmlns:a="http://schemas.openxmlformats.org/drawingml/2006/main" noChangeAspect="1"/>
             </wp:cNvGraphicFramePr>
@@ -5822,7 +6436,7 @@
                   <pic:spPr>
                     <a:xfrm>
                       <a:off x="0" y="0"/>
-                      <a:ext cx="5141172" cy="2291133"/>
+                      <a:ext cx="5114024" cy="2270834"/>
                     </a:xfrm>
                     <a:prstGeom prst="rect">
                       <a:avLst/>
@@ -5867,10 +6481,199 @@
       </w:pPr>
       <w:r>
         <w:drawing>
-          <wp:inline distT="0" distB="0" distL="0" distR="0" wp14:anchorId="425BA46D" wp14:editId="0CCEE6EB">
-            <wp:extent cx="3389833" cy="2852086"/>
-            <wp:effectExtent l="19050" t="19050" r="20320" b="24765"/>
-            <wp:docPr id="3" name="Рисунок 3"/>
+          <wp:inline distT="0" distB="0" distL="0" distR="0" wp14:anchorId="33E3B20F" wp14:editId="34D0AE82">
+            <wp:extent cx="3241573" cy="3489325"/>
+            <wp:effectExtent l="19050" t="19050" r="16510" b="15875"/>
+            <wp:docPr id="5" name="Рисунок 5"/>
+            <wp:cNvGraphicFramePr>
+              <a:graphicFrameLocks xmlns:a="http://schemas.openxmlformats.org/drawingml/2006/main" noChangeAspect="1"/>
+            </wp:cNvGraphicFramePr>
+            <a:graphic xmlns:a="http://schemas.openxmlformats.org/drawingml/2006/main">
+              <a:graphicData uri="http://schemas.openxmlformats.org/drawingml/2006/picture">
+                <pic:pic xmlns:pic="http://schemas.openxmlformats.org/drawingml/2006/picture">
+                  <pic:nvPicPr>
+                    <pic:cNvPr id="1" name=""/>
+                    <pic:cNvPicPr/>
+                  </pic:nvPicPr>
+                  <pic:blipFill>
+                    <a:blip r:embed="rId11"/>
+                    <a:stretch>
+                      <a:fillRect/>
+                    </a:stretch>
+                  </pic:blipFill>
+                  <pic:spPr>
+                    <a:xfrm>
+                      <a:off x="0" y="0"/>
+                      <a:ext cx="3253568" cy="3502237"/>
+                    </a:xfrm>
+                    <a:prstGeom prst="rect">
+                      <a:avLst/>
+                    </a:prstGeom>
+                    <a:ln>
+                      <a:solidFill>
+                        <a:schemeClr val="tx1"/>
+                      </a:solidFill>
+                    </a:ln>
+                  </pic:spPr>
+                </pic:pic>
+              </a:graphicData>
+            </a:graphic>
+          </wp:inline>
+        </w:drawing>
+      </w:r>
+    </w:p>
+    <w:p>
+      <w:pPr>
+        <w:pStyle w:val="a5"/>
+      </w:pPr>
+      <w:r>
+        <w:t>Рисунок 3.3 – Вероятност</w:t>
+      </w:r>
+      <w:r>
+        <w:t>и</w:t>
+      </w:r>
+      <w:r>
+        <w:t xml:space="preserve"> встречаемости символов польского алфавита</w:t>
+      </w:r>
+    </w:p>
+    <w:p>
+      <w:r>
+        <w:t>На рисунке 3.4 отражен вывод вероятностей встречаемости символов для болгарского алфавита.</w:t>
+      </w:r>
+    </w:p>
+    <w:p>
+      <w:pPr>
+        <w:pStyle w:val="a5"/>
+      </w:pPr>
+      <w:r>
+        <w:drawing>
+          <wp:inline distT="0" distB="0" distL="0" distR="0" wp14:anchorId="67F4FC6A" wp14:editId="12C72142">
+            <wp:extent cx="3248010" cy="3200400"/>
+            <wp:effectExtent l="19050" t="19050" r="10160" b="19050"/>
+            <wp:docPr id="6" name="Рисунок 6"/>
+            <wp:cNvGraphicFramePr>
+              <a:graphicFrameLocks xmlns:a="http://schemas.openxmlformats.org/drawingml/2006/main" noChangeAspect="1"/>
+            </wp:cNvGraphicFramePr>
+            <a:graphic xmlns:a="http://schemas.openxmlformats.org/drawingml/2006/main">
+              <a:graphicData uri="http://schemas.openxmlformats.org/drawingml/2006/picture">
+                <pic:pic xmlns:pic="http://schemas.openxmlformats.org/drawingml/2006/picture">
+                  <pic:nvPicPr>
+                    <pic:cNvPr id="1" name=""/>
+                    <pic:cNvPicPr/>
+                  </pic:nvPicPr>
+                  <pic:blipFill>
+                    <a:blip r:embed="rId12"/>
+                    <a:stretch>
+                      <a:fillRect/>
+                    </a:stretch>
+                  </pic:blipFill>
+                  <pic:spPr>
+                    <a:xfrm>
+                      <a:off x="0" y="0"/>
+                      <a:ext cx="3264833" cy="3216977"/>
+                    </a:xfrm>
+                    <a:prstGeom prst="rect">
+                      <a:avLst/>
+                    </a:prstGeom>
+                    <a:ln>
+                      <a:solidFill>
+                        <a:schemeClr val="tx1"/>
+                      </a:solidFill>
+                    </a:ln>
+                  </pic:spPr>
+                </pic:pic>
+              </a:graphicData>
+            </a:graphic>
+          </wp:inline>
+        </w:drawing>
+      </w:r>
+    </w:p>
+    <w:p>
+      <w:pPr>
+        <w:pStyle w:val="a5"/>
+      </w:pPr>
+      <w:r>
+        <w:t>Рисунок 3.</w:t>
+      </w:r>
+      <w:r>
+        <w:t>4</w:t>
+      </w:r>
+      <w:r>
+        <w:t xml:space="preserve"> – Вероятност</w:t>
+      </w:r>
+      <w:r>
+        <w:t>и</w:t>
+      </w:r>
+      <w:r>
+        <w:t xml:space="preserve"> встречаемости символов польского алфавита</w:t>
+      </w:r>
+    </w:p>
+    <w:p>
+      <w:r>
+        <w:lastRenderedPageBreak/>
+        <w:t xml:space="preserve">Таким образом, символы, встречающиеся чаще, получают большую вероятность, а редко встречающиеся </w:t>
+      </w:r>
+      <w:r>
+        <w:t xml:space="preserve">– </w:t>
+      </w:r>
+      <w:r>
+        <w:t>меньшую.</w:t>
+      </w:r>
+    </w:p>
+    <w:p>
+      <w:pPr>
+        <w:pStyle w:val="110"/>
+      </w:pPr>
+      <w:bookmarkStart w:id="14" w:name="_Toc223771849"/>
+      <w:r>
+        <w:t>3</w:t>
+      </w:r>
+      <w:r>
+        <w:t xml:space="preserve">.2 </w:t>
+      </w:r>
+      <w:r>
+        <w:t>Энтропия</w:t>
+      </w:r>
+      <w:bookmarkEnd w:id="14"/>
+    </w:p>
+    <w:p>
+      <w:r>
+        <w:t>После того как вероятности всех символов алфавита определены, вычисляется энтропия. Энтропия показывает, сколько информации в среднем несёт один символ алфавита и учитывает разнообразие распределения символов в тексте. Если все символы встречаются примерно одинаково, энтропия будет высокой, что соответствует более равномерному распределению информации. Если же некоторые символы встречаются гораздо чаще других, энтропия будет ниже, так как информация распределена неравномерно.</w:t>
+      </w:r>
+    </w:p>
+    <w:p>
+      <w:r>
+        <w:t>Программа автоматически выполняет оба шага: сначала рассчитывает вероятности символов, а затем на их основе определяет энтропию, выводя результаты для каждого алфавита отдельно.</w:t>
+      </w:r>
+      <w:r>
+        <w:t xml:space="preserve"> Результат подсчета энтропии для польского </w:t>
+      </w:r>
+      <w:r>
+        <w:t xml:space="preserve">и болгарского </w:t>
+      </w:r>
+      <w:r>
+        <w:t xml:space="preserve">языка представлен на рисунке </w:t>
+      </w:r>
+      <w:r>
+        <w:t>3.</w:t>
+      </w:r>
+      <w:r>
+        <w:t>5</w:t>
+      </w:r>
+      <w:r>
+        <w:t>.</w:t>
+      </w:r>
+    </w:p>
+    <w:p>
+      <w:pPr>
+        <w:pStyle w:val="a3"/>
+      </w:pPr>
+      <w:r>
+        <w:drawing>
+          <wp:inline distT="0" distB="0" distL="0" distR="0" wp14:anchorId="0CB1F7B1" wp14:editId="4481E057">
+            <wp:extent cx="3009900" cy="923925"/>
+            <wp:effectExtent l="19050" t="19050" r="19050" b="28575"/>
+            <wp:docPr id="7" name="Рисунок 7"/>
             <wp:cNvGraphicFramePr>
               <a:graphicFrameLocks xmlns:a="http://schemas.openxmlformats.org/drawingml/2006/main" noChangeAspect="1"/>
             </wp:cNvGraphicFramePr>
@@ -5882,103 +6685,14 @@
                     <pic:cNvPicPr/>
                   </pic:nvPicPr>
                   <pic:blipFill rotWithShape="1">
-                    <a:blip r:embed="rId11"/>
-                    <a:srcRect l="-1" r="2058"/>
+                    <a:blip r:embed="rId13"/>
+                    <a:srcRect r="29464"/>
                     <a:stretch/>
                   </pic:blipFill>
                   <pic:spPr bwMode="auto">
                     <a:xfrm>
                       <a:off x="0" y="0"/>
-                      <a:ext cx="3405287" cy="2865088"/>
-                    </a:xfrm>
-                    <a:prstGeom prst="rect">
-                      <a:avLst/>
-                    </a:prstGeom>
-                    <a:ln w="9525" cap="flat" cmpd="sng" algn="ctr">
-                      <a:solidFill>
-                        <a:sysClr val="windowText" lastClr="000000"/>
-                      </a:solidFill>
-                      <a:prstDash val="solid"/>
-                      <a:round/>
-                      <a:headEnd type="none" w="med" len="med"/>
-                      <a:tailEnd type="none" w="med" len="med"/>
-                      <a:extLst>
-                        <a:ext uri="{C807C97D-BFC1-408E-A445-0C87EB9F89A2}">
-                          <ask:lineSketchStyleProps xmlns:ask="http://schemas.microsoft.com/office/drawing/2018/sketchyshapes" sd="0">
-                            <a:custGeom>
-                              <a:avLst/>
-                              <a:gdLst/>
-                              <a:ahLst/>
-                              <a:cxnLst/>
-                              <a:rect l="0" t="0" r="0" b="0"/>
-                              <a:pathLst/>
-                            </a:custGeom>
-                            <ask:type/>
-                          </ask:lineSketchStyleProps>
-                        </a:ext>
-                      </a:extLst>
-                    </a:ln>
-                    <a:extLst>
-                      <a:ext uri="{53640926-AAD7-44D8-BBD7-CCE9431645EC}">
-                        <a14:shadowObscured xmlns:a14="http://schemas.microsoft.com/office/drawing/2010/main"/>
-                      </a:ext>
-                    </a:extLst>
-                  </pic:spPr>
-                </pic:pic>
-              </a:graphicData>
-            </a:graphic>
-          </wp:inline>
-        </w:drawing>
-      </w:r>
-    </w:p>
-    <w:p>
-      <w:pPr>
-        <w:pStyle w:val="a5"/>
-      </w:pPr>
-      <w:r>
-        <w:t>Рисунок 3.3 – Вероятност</w:t>
-      </w:r>
-      <w:r>
-        <w:t>и</w:t>
-      </w:r>
-      <w:r>
-        <w:t xml:space="preserve"> встречаемости символов польского алфавита</w:t>
-      </w:r>
-    </w:p>
-    <w:p>
-      <w:r>
-        <w:t>На рисунке 3.4 отражен вывод вероятностей встречаемости символов для болгарского алфавита.</w:t>
-      </w:r>
-    </w:p>
-    <w:p>
-      <w:pPr>
-        <w:pStyle w:val="a5"/>
-      </w:pPr>
-      <w:r>
-        <w:drawing>
-          <wp:inline distT="0" distB="0" distL="0" distR="0" wp14:anchorId="4A04274F" wp14:editId="66757350">
-            <wp:extent cx="3543452" cy="3068799"/>
-            <wp:effectExtent l="19050" t="19050" r="19050" b="17780"/>
-            <wp:docPr id="19" name="Рисунок 19"/>
-            <wp:cNvGraphicFramePr>
-              <a:graphicFrameLocks xmlns:a="http://schemas.openxmlformats.org/drawingml/2006/main" noChangeAspect="1"/>
-            </wp:cNvGraphicFramePr>
-            <a:graphic xmlns:a="http://schemas.openxmlformats.org/drawingml/2006/main">
-              <a:graphicData uri="http://schemas.openxmlformats.org/drawingml/2006/picture">
-                <pic:pic xmlns:pic="http://schemas.openxmlformats.org/drawingml/2006/picture">
-                  <pic:nvPicPr>
-                    <pic:cNvPr id="1" name=""/>
-                    <pic:cNvPicPr/>
-                  </pic:nvPicPr>
-                  <pic:blipFill rotWithShape="1">
-                    <a:blip r:embed="rId12"/>
-                    <a:srcRect l="1" r="-14694"/>
-                    <a:stretch/>
-                  </pic:blipFill>
-                  <pic:spPr bwMode="auto">
-                    <a:xfrm>
-                      <a:off x="0" y="0"/>
-                      <a:ext cx="3555022" cy="3078820"/>
+                      <a:ext cx="3010320" cy="924054"/>
                     </a:xfrm>
                     <a:prstGeom prst="rect">
                       <a:avLst/>
@@ -6009,173 +6723,50 @@
         <w:t>Рисунок 3.</w:t>
       </w:r>
       <w:r>
-        <w:t>4</w:t>
-      </w:r>
-      <w:r>
-        <w:t xml:space="preserve"> – Вероятност</w:t>
-      </w:r>
-      <w:r>
-        <w:t>и</w:t>
-      </w:r>
-      <w:r>
-        <w:t xml:space="preserve"> встречаемости символов польского алфавита</w:t>
+        <w:t>5</w:t>
+      </w:r>
+      <w:r>
+        <w:t xml:space="preserve"> – </w:t>
+      </w:r>
+      <w:r>
+        <w:t>Энтропии польского и болгарского языков</w:t>
       </w:r>
     </w:p>
     <w:p>
       <w:r>
-        <w:t xml:space="preserve">Таким образом, символы, встречающиеся чаще, получают большую вероятность, а редко встречающиеся </w:t>
-      </w:r>
-      <w:r>
-        <w:t xml:space="preserve">– </w:t>
-      </w:r>
-      <w:r>
-        <w:t>меньшую.</w:t>
+        <w:t xml:space="preserve"> Полученные значения позволяют оценить информативность текста и служат основой для последующих вычислений количества информации в сообщениях.</w:t>
       </w:r>
     </w:p>
     <w:p>
-      <w:pPr>
-        <w:pStyle w:val="110"/>
-      </w:pPr>
-      <w:bookmarkStart w:id="14" w:name="_Toc223744693"/>
-      <w:r>
-        <w:lastRenderedPageBreak/>
-        <w:t>3</w:t>
-      </w:r>
-      <w:r>
-        <w:t xml:space="preserve">.2 </w:t>
-      </w:r>
-      <w:r>
-        <w:t>Энтропия</w:t>
-      </w:r>
-      <w:bookmarkEnd w:id="14"/>
+      <w:r>
+        <w:t>Для нахождения энтропии бинарного алфавита т</w:t>
+      </w:r>
+      <w:r>
+        <w:t>екст преобразуется в бинарный код, где каждый символ представлен восьмибитным кодом ASCII. Программа подсчитывает количество нулей и единиц и на их основе определяет вероятности появления каждого бита. Энтропия показывает, сколько информации в среднем несёт один бит, и отражает равномерность распределения нулей и единиц.</w:t>
+      </w:r>
+      <w:r>
+        <w:t xml:space="preserve"> Результат выполнения программы отражен на рисунке 3.</w:t>
+      </w:r>
+      <w:r>
+        <w:t>6</w:t>
+      </w:r>
+      <w:r>
+        <w:t>.</w:t>
+      </w:r>
     </w:p>
     <w:p>
-      <w:r>
-        <w:t>После того как вероятности всех символов алфавита определены, вычисляется энтропия. Энтропия показывает, сколько информации в среднем несёт один символ алфавита и учитывает разнообразие распределения символов в тексте. Если все символы встречаются примерно одинаково, энтропия будет высокой, что соответствует более равномерному распределению информации. Если же некоторые символы встречаются гораздо чаще других, энтропия будет ниже, так как информация распределена неравномерно.</w:t>
-      </w:r>
-    </w:p>
-    <w:p>
-      <w:r>
-        <w:t>Программа автоматически выполняет оба шага: сначала рассчитывает вероятности символов, а затем на их основе определяет энтропию, выводя результаты для каждого алфавита отдельно.</w:t>
-      </w:r>
-      <w:r>
-        <w:t xml:space="preserve"> Результат подсчета энтропии для польского </w:t>
-      </w:r>
-      <w:r>
-        <w:t xml:space="preserve">и болгарского </w:t>
-      </w:r>
-      <w:r>
-        <w:t xml:space="preserve">языка представлен на рисунке </w:t>
-      </w:r>
-      <w:r>
-        <w:t>3.</w:t>
-      </w:r>
-      <w:r>
-        <w:t>5</w:t>
-      </w:r>
-      <w:r>
-        <w:t>.</w:t>
-      </w:r>
-    </w:p>
-    <w:p>
       <w:pPr>
         <w:pStyle w:val="a3"/>
       </w:pPr>
       <w:r>
+        <w:t xml:space="preserve"> </w:t>
+      </w:r>
+      <w:r>
         <w:drawing>
-          <wp:inline distT="0" distB="0" distL="0" distR="0" wp14:anchorId="77F90A87" wp14:editId="2A57F247">
-            <wp:extent cx="2526205" cy="990499"/>
-            <wp:effectExtent l="19050" t="19050" r="26670" b="19685"/>
-            <wp:docPr id="9" name="Рисунок 9"/>
-            <wp:cNvGraphicFramePr>
-              <a:graphicFrameLocks xmlns:a="http://schemas.openxmlformats.org/drawingml/2006/main" noChangeAspect="1"/>
-            </wp:cNvGraphicFramePr>
-            <a:graphic xmlns:a="http://schemas.openxmlformats.org/drawingml/2006/main">
-              <a:graphicData uri="http://schemas.openxmlformats.org/drawingml/2006/picture">
-                <pic:pic xmlns:pic="http://schemas.openxmlformats.org/drawingml/2006/picture">
-                  <pic:nvPicPr>
-                    <pic:cNvPr id="1" name=""/>
-                    <pic:cNvPicPr/>
-                  </pic:nvPicPr>
-                  <pic:blipFill>
-                    <a:blip r:embed="rId13"/>
-                    <a:stretch>
-                      <a:fillRect/>
-                    </a:stretch>
-                  </pic:blipFill>
-                  <pic:spPr>
-                    <a:xfrm>
-                      <a:off x="0" y="0"/>
-                      <a:ext cx="2535287" cy="994060"/>
-                    </a:xfrm>
-                    <a:prstGeom prst="rect">
-                      <a:avLst/>
-                    </a:prstGeom>
-                    <a:ln>
-                      <a:solidFill>
-                        <a:schemeClr val="tx1"/>
-                      </a:solidFill>
-                    </a:ln>
-                  </pic:spPr>
-                </pic:pic>
-              </a:graphicData>
-            </a:graphic>
-          </wp:inline>
-        </w:drawing>
-      </w:r>
-    </w:p>
-    <w:p>
-      <w:pPr>
-        <w:pStyle w:val="a5"/>
-      </w:pPr>
-      <w:r>
-        <w:t>Рисунок 3.</w:t>
-      </w:r>
-      <w:r>
-        <w:t>5</w:t>
-      </w:r>
-      <w:r>
-        <w:t xml:space="preserve"> – </w:t>
-      </w:r>
-      <w:r>
-        <w:t>Энтропии польского и болгарского языков</w:t>
-      </w:r>
-    </w:p>
-    <w:p>
-      <w:r>
-        <w:t xml:space="preserve"> Полученные значения позволяют оценить информативность текста и служат основой для последующих вычислений количества информации в сообщениях.</w:t>
-      </w:r>
-    </w:p>
-    <w:p>
-      <w:r>
-        <w:t>Для нахождения энтропии бинарного алфавита т</w:t>
-      </w:r>
-      <w:r>
-        <w:t>екст преобразуется в бинарный код, где каждый символ представлен восьмибитным кодом ASCII. Программа подсчитывает количество нулей и единиц и на их основе определяет вероятности появления каждого бита. Энтропия показывает, сколько информации в среднем несёт один бит, и отражает равномерность распределения нулей и единиц.</w:t>
-      </w:r>
-      <w:r>
-        <w:t xml:space="preserve"> Результат выполнения программы отражен на рисунке 3.</w:t>
-      </w:r>
-      <w:r>
-        <w:t>6</w:t>
-      </w:r>
-      <w:r>
-        <w:t>.</w:t>
-      </w:r>
-    </w:p>
-    <w:p>
-      <w:pPr>
-        <w:pStyle w:val="a3"/>
-      </w:pPr>
-      <w:r>
-        <w:t xml:space="preserve"> </w:t>
-      </w:r>
-      <w:r>
-        <w:drawing>
-          <wp:inline distT="0" distB="0" distL="0" distR="0" wp14:anchorId="7A6D2DD2" wp14:editId="065B33D7">
-            <wp:extent cx="2510485" cy="1207575"/>
-            <wp:effectExtent l="19050" t="19050" r="23495" b="12065"/>
-            <wp:docPr id="12" name="Рисунок 12"/>
+          <wp:inline distT="0" distB="0" distL="0" distR="0" wp14:anchorId="1FE7063A" wp14:editId="3D652FF9">
+            <wp:extent cx="3009899" cy="1433286"/>
+            <wp:effectExtent l="19050" t="19050" r="19685" b="14605"/>
+            <wp:docPr id="8" name="Рисунок 8"/>
             <wp:cNvGraphicFramePr>
               <a:graphicFrameLocks xmlns:a="http://schemas.openxmlformats.org/drawingml/2006/main" noChangeAspect="1"/>
             </wp:cNvGraphicFramePr>
@@ -6195,7 +6786,7 @@
                   <pic:spPr>
                     <a:xfrm>
                       <a:off x="0" y="0"/>
-                      <a:ext cx="2519041" cy="1211690"/>
+                      <a:ext cx="3016524" cy="1436441"/>
                     </a:xfrm>
                     <a:prstGeom prst="rect">
                       <a:avLst/>
@@ -6232,16 +6823,21 @@
     </w:p>
     <w:p>
       <w:pPr>
-        <w:pStyle w:val="a3"/>
-      </w:pPr>
+        <w:pStyle w:val="a5"/>
+        <w:ind w:firstLine="709"/>
+        <w:jc w:val="both"/>
+      </w:pPr>
+      <w:r>
+        <w:lastRenderedPageBreak/>
+        <w:t>Таким образом, программа позволяет комплексно оценить информационную характеристику текста на разных уровнях: как с точки зрения символов конкретного алфавита, так и с точки зрения бинарного представления. Полученные значения энтропии и частот встречаемости символов дают возможность оценить информативность текста, а также использовать их для расчёта количества информации в сообщениях различной длины.</w:t>
+      </w:r>
     </w:p>
     <w:p>
       <w:pPr>
         <w:pStyle w:val="110"/>
       </w:pPr>
-      <w:bookmarkStart w:id="15" w:name="_Toc223744694"/>
-      <w:r>
-        <w:lastRenderedPageBreak/>
+      <w:bookmarkStart w:id="15" w:name="_Toc223771850"/>
+      <w:r>
         <w:t>3.3</w:t>
       </w:r>
       <w:r>
@@ -6301,10 +6897,10 @@
       </w:pPr>
       <w:r>
         <w:drawing>
-          <wp:inline distT="0" distB="0" distL="0" distR="0" wp14:anchorId="36BABDD0" wp14:editId="3A372980">
-            <wp:extent cx="4546121" cy="1136652"/>
-            <wp:effectExtent l="19050" t="19050" r="26035" b="25400"/>
-            <wp:docPr id="15" name="Рисунок 15"/>
+          <wp:inline distT="0" distB="0" distL="0" distR="0" wp14:anchorId="3527C246" wp14:editId="03B90B41">
+            <wp:extent cx="5102225" cy="913546"/>
+            <wp:effectExtent l="19050" t="19050" r="22225" b="20320"/>
+            <wp:docPr id="10" name="Рисунок 10"/>
             <wp:cNvGraphicFramePr>
               <a:graphicFrameLocks xmlns:a="http://schemas.openxmlformats.org/drawingml/2006/main" noChangeAspect="1"/>
             </wp:cNvGraphicFramePr>
@@ -6324,7 +6920,7 @@
                   <pic:spPr>
                     <a:xfrm>
                       <a:off x="0" y="0"/>
-                      <a:ext cx="4569131" cy="1142405"/>
+                      <a:ext cx="5143752" cy="920981"/>
                     </a:xfrm>
                     <a:prstGeom prst="rect">
                       <a:avLst/>
@@ -6379,7 +6975,7 @@
       <w:pPr>
         <w:pStyle w:val="110"/>
       </w:pPr>
-      <w:bookmarkStart w:id="16" w:name="_Toc223744695"/>
+      <w:bookmarkStart w:id="16" w:name="_Toc223771851"/>
       <w:r>
         <w:t>3.4</w:t>
       </w:r>
@@ -6422,7 +7018,14 @@
         <w:rPr>
           <w:lang w:eastAsia="ru-RU"/>
         </w:rPr>
-        <w:t>При небольшой вероятности ошибки 0,1 количество информации уменьшается до примерно 110 бит, так как часть битов может быть передана неверно. При вероятности ошибки 0,5 информация полностью теряется, так как биты случайны и передают ничего полезного. При вероятности ошибки 1,0 каждый бит меняется на противоположный, поэтому сообщение полностью восстанавливается в инверсной форме, и количество информации совпадает с исходным значением без учёта ошибок, то есть около 207 бит</w:t>
+        <w:t xml:space="preserve">При небольшой вероятности ошибки 0,1 количество информации уменьшается до примерно 110 бит, так как часть битов может быть передана неверно. При вероятности ошибки 0,5 информация полностью теряется, так как биты случайны и передают ничего полезного. При вероятности ошибки 1,0 каждый бит меняется на противоположный, поэтому сообщение полностью </w:t>
+      </w:r>
+      <w:r>
+        <w:rPr>
+          <w:lang w:eastAsia="ru-RU"/>
+        </w:rPr>
+        <w:lastRenderedPageBreak/>
+        <w:t>восстанавливается в инверсной форме, и количество информации совпадает с исходным значением без учёта ошибок, то есть около 207 бит</w:t>
       </w:r>
       <w:r>
         <w:rPr>
@@ -6451,7 +7054,7 @@
         <w:rPr>
           <w:lang w:eastAsia="ru-RU"/>
         </w:rPr>
-        <w:t>Результат выполнения программы для польского алфавита представлен на рисунке 3.8.</w:t>
+        <w:t>Результат выполнения программы представлен на рисунке 3.8.</w:t>
       </w:r>
     </w:p>
     <w:p>
@@ -6462,119 +7065,14 @@
         </w:rPr>
       </w:pPr>
       <w:r>
-        <w:lastRenderedPageBreak/>
+        <w:rPr>
+          <w:lang w:eastAsia="ru-RU"/>
+        </w:rPr>
         <w:drawing>
-          <wp:inline distT="0" distB="0" distL="0" distR="0" wp14:anchorId="453B528E" wp14:editId="3EAFBAF0">
-            <wp:extent cx="4526333" cy="860845"/>
-            <wp:effectExtent l="19050" t="19050" r="7620" b="15875"/>
-            <wp:docPr id="20" name="Рисунок 20"/>
-            <wp:cNvGraphicFramePr>
-              <a:graphicFrameLocks xmlns:a="http://schemas.openxmlformats.org/drawingml/2006/main" noChangeAspect="1"/>
-            </wp:cNvGraphicFramePr>
-            <a:graphic xmlns:a="http://schemas.openxmlformats.org/drawingml/2006/main">
-              <a:graphicData uri="http://schemas.openxmlformats.org/drawingml/2006/picture">
-                <pic:pic xmlns:pic="http://schemas.openxmlformats.org/drawingml/2006/picture">
-                  <pic:nvPicPr>
-                    <pic:cNvPr id="1" name=""/>
-                    <pic:cNvPicPr/>
-                  </pic:nvPicPr>
-                  <pic:blipFill rotWithShape="1">
-                    <a:blip r:embed="rId16"/>
-                    <a:srcRect l="1670" r="10988"/>
-                    <a:stretch/>
-                  </pic:blipFill>
-                  <pic:spPr bwMode="auto">
-                    <a:xfrm>
-                      <a:off x="0" y="0"/>
-                      <a:ext cx="4611907" cy="877120"/>
-                    </a:xfrm>
-                    <a:prstGeom prst="rect">
-                      <a:avLst/>
-                    </a:prstGeom>
-                    <a:ln w="9525" cap="flat" cmpd="sng" algn="ctr">
-                      <a:solidFill>
-                        <a:sysClr val="windowText" lastClr="000000"/>
-                      </a:solidFill>
-                      <a:prstDash val="solid"/>
-                      <a:round/>
-                      <a:headEnd type="none" w="med" len="med"/>
-                      <a:tailEnd type="none" w="med" len="med"/>
-                      <a:extLst>
-                        <a:ext uri="{C807C97D-BFC1-408E-A445-0C87EB9F89A2}">
-                          <ask:lineSketchStyleProps xmlns:ask="http://schemas.microsoft.com/office/drawing/2018/sketchyshapes" sd="0">
-                            <a:custGeom>
-                              <a:avLst/>
-                              <a:gdLst/>
-                              <a:ahLst/>
-                              <a:cxnLst/>
-                              <a:rect l="0" t="0" r="0" b="0"/>
-                              <a:pathLst/>
-                            </a:custGeom>
-                            <ask:type/>
-                          </ask:lineSketchStyleProps>
-                        </a:ext>
-                      </a:extLst>
-                    </a:ln>
-                    <a:extLst>
-                      <a:ext uri="{53640926-AAD7-44D8-BBD7-CCE9431645EC}">
-                        <a14:shadowObscured xmlns:a14="http://schemas.microsoft.com/office/drawing/2010/main"/>
-                      </a:ext>
-                    </a:extLst>
-                  </pic:spPr>
-                </pic:pic>
-              </a:graphicData>
-            </a:graphic>
-          </wp:inline>
-        </w:drawing>
-      </w:r>
-    </w:p>
-    <w:p>
-      <w:pPr>
-        <w:pStyle w:val="a5"/>
-      </w:pPr>
-      <w:r>
-        <w:t>Рисунок 3.</w:t>
-      </w:r>
-      <w:r>
-        <w:t>8</w:t>
-      </w:r>
-      <w:r>
-        <w:t xml:space="preserve"> – </w:t>
-      </w:r>
-      <w:r>
-        <w:t>Количество информации с ошибками польского алфавита</w:t>
-      </w:r>
-    </w:p>
-    <w:p>
-      <w:pPr>
-        <w:pStyle w:val="a3"/>
-        <w:spacing w:before="0" w:after="0"/>
-        <w:ind w:firstLine="709"/>
-        <w:jc w:val="both"/>
-        <w:rPr>
-          <w:lang w:eastAsia="ru-RU"/>
-        </w:rPr>
-      </w:pPr>
-      <w:r>
-        <w:rPr>
-          <w:lang w:eastAsia="ru-RU"/>
-        </w:rPr>
-        <w:t>Результат выполнения программы для болгарского алфавита представлен на рисунке 3.9.</w:t>
-      </w:r>
-    </w:p>
-    <w:p>
-      <w:pPr>
-        <w:pStyle w:val="a3"/>
-        <w:rPr>
-          <w:lang w:eastAsia="ru-RU"/>
-        </w:rPr>
-      </w:pPr>
-      <w:r>
-        <w:drawing>
-          <wp:inline distT="0" distB="0" distL="0" distR="0" wp14:anchorId="6A52B32B" wp14:editId="3180B898">
-            <wp:extent cx="4458060" cy="823464"/>
-            <wp:effectExtent l="19050" t="19050" r="19050" b="15240"/>
-            <wp:docPr id="22" name="Рисунок 22"/>
+          <wp:inline distT="0" distB="0" distL="0" distR="0" wp14:anchorId="64B30A5E" wp14:editId="449120CA">
+            <wp:extent cx="4752975" cy="802552"/>
+            <wp:effectExtent l="19050" t="19050" r="9525" b="17145"/>
+            <wp:docPr id="11" name="Рисунок 11"/>
             <wp:cNvGraphicFramePr>
               <a:graphicFrameLocks xmlns:a="http://schemas.openxmlformats.org/drawingml/2006/main" noChangeAspect="1"/>
             </wp:cNvGraphicFramePr>
@@ -6586,7 +7084,7 @@
                     <pic:cNvPicPr/>
                   </pic:nvPicPr>
                   <pic:blipFill>
-                    <a:blip r:embed="rId17"/>
+                    <a:blip r:embed="rId16"/>
                     <a:stretch>
                       <a:fillRect/>
                     </a:stretch>
@@ -6594,7 +7092,7 @@
                   <pic:spPr>
                     <a:xfrm>
                       <a:off x="0" y="0"/>
-                      <a:ext cx="4552756" cy="840956"/>
+                      <a:ext cx="4778251" cy="806820"/>
                     </a:xfrm>
                     <a:prstGeom prst="rect">
                       <a:avLst/>
@@ -6620,13 +7118,13 @@
         <w:t>Рисунок 3.</w:t>
       </w:r>
       <w:r>
-        <w:t>9</w:t>
+        <w:t>8</w:t>
       </w:r>
       <w:r>
         <w:t xml:space="preserve"> – </w:t>
       </w:r>
       <w:r>
-        <w:t>Количество информации с ошибками болгарского алфавита</w:t>
+        <w:t xml:space="preserve">Количество информации с ошибками </w:t>
       </w:r>
     </w:p>
     <w:p>
@@ -6667,7 +7165,7 @@
         <w:ind w:firstLine="0"/>
         <w:jc w:val="center"/>
       </w:pPr>
-      <w:bookmarkStart w:id="17" w:name="_Toc223744696"/>
+      <w:bookmarkStart w:id="17" w:name="_Toc223771852"/>
       <w:r>
         <w:lastRenderedPageBreak/>
         <w:t>Вывод</w:t>
@@ -6767,7 +7265,7 @@
         <w:ind w:firstLine="0"/>
         <w:jc w:val="center"/>
       </w:pPr>
-      <w:bookmarkStart w:id="18" w:name="_Toc223744697"/>
+      <w:bookmarkStart w:id="18" w:name="_Toc223771853"/>
       <w:r>
         <w:lastRenderedPageBreak/>
         <w:t>Список используемых источников</w:t>
@@ -6802,7 +7300,7 @@
       </w:r>
     </w:p>
     <w:sectPr>
-      <w:headerReference w:type="default" r:id="rId18"/>
+      <w:headerReference w:type="default" r:id="rId17"/>
       <w:pgSz w:w="11906" w:h="16838"/>
       <w:pgMar w:top="1134" w:right="850" w:bottom="1134" w:left="1701" w:header="708" w:footer="708" w:gutter="0"/>
       <w:cols w:space="708"/>
@@ -20922,7 +21420,6 @@
   <w:style w:type="character" w:default="1" w:styleId="a0">
     <w:name w:val="Default Paragraph Font"/>
     <w:uiPriority w:val="1"/>
-    <w:semiHidden/>
     <w:unhideWhenUsed/>
   </w:style>
   <w:style w:type="table" w:default="1" w:styleId="a1">
@@ -21902,14 +22399,14 @@
         <a:srgbClr val="954F72"/>
       </a:folHlink>
     </a:clrScheme>
-    <a:fontScheme name="Стандартная">
+    <a:fontScheme name="Times New Roman/Arial">
       <a:majorFont>
-        <a:latin typeface="Calibri Light" panose="020F0302020204030204"/>
+        <a:latin typeface="Times New Roman" panose="02020603050405020304"/>
         <a:ea typeface=""/>
         <a:cs typeface=""/>
-        <a:font script="Jpan" typeface="游ゴシック Light"/>
-        <a:font script="Hang" typeface="맑은 고딕"/>
-        <a:font script="Hans" typeface="等线 Light"/>
+        <a:font script="Jpan" typeface="ＭＳ Ｐ明朝"/>
+        <a:font script="Hang" typeface="바탕"/>
+        <a:font script="Hans" typeface="宋体"/>
         <a:font script="Hant" typeface="新細明體"/>
         <a:font script="Arab" typeface="Times New Roman"/>
         <a:font script="Hebr" typeface="Times New Roman"/>
@@ -21937,32 +22434,15 @@
         <a:font script="Viet" typeface="Times New Roman"/>
         <a:font script="Uigh" typeface="Microsoft Uighur"/>
         <a:font script="Geor" typeface="Sylfaen"/>
-        <a:font script="Armn" typeface="Arial"/>
-        <a:font script="Bugi" typeface="Leelawadee UI"/>
-        <a:font script="Bopo" typeface="Microsoft JhengHei"/>
-        <a:font script="Java" typeface="Javanese Text"/>
-        <a:font script="Lisu" typeface="Segoe UI"/>
-        <a:font script="Mymr" typeface="Myanmar Text"/>
-        <a:font script="Nkoo" typeface="Ebrima"/>
-        <a:font script="Olck" typeface="Nirmala UI"/>
-        <a:font script="Osma" typeface="Ebrima"/>
-        <a:font script="Phag" typeface="Phagspa"/>
-        <a:font script="Syrn" typeface="Estrangelo Edessa"/>
-        <a:font script="Syrj" typeface="Estrangelo Edessa"/>
-        <a:font script="Syre" typeface="Estrangelo Edessa"/>
-        <a:font script="Sora" typeface="Nirmala UI"/>
-        <a:font script="Tale" typeface="Microsoft Tai Le"/>
-        <a:font script="Talu" typeface="Microsoft New Tai Lue"/>
-        <a:font script="Tfng" typeface="Ebrima"/>
       </a:majorFont>
       <a:minorFont>
-        <a:latin typeface="Calibri" panose="020F0502020204030204"/>
+        <a:latin typeface="Arial" panose="020B0604020202020204"/>
         <a:ea typeface=""/>
         <a:cs typeface=""/>
-        <a:font script="Jpan" typeface="游明朝"/>
-        <a:font script="Hang" typeface="맑은 고딕"/>
-        <a:font script="Hans" typeface="等线"/>
-        <a:font script="Hant" typeface="新細明體"/>
+        <a:font script="Jpan" typeface="ＭＳ Ｐゴシック"/>
+        <a:font script="Hang" typeface="돋움"/>
+        <a:font script="Hans" typeface="黑体"/>
+        <a:font script="Hant" typeface="微軟正黑體"/>
         <a:font script="Arab" typeface="Arial"/>
         <a:font script="Hebr" typeface="Arial"/>
         <a:font script="Thai" typeface="Cordia New"/>
@@ -21989,23 +22469,6 @@
         <a:font script="Viet" typeface="Arial"/>
         <a:font script="Uigh" typeface="Microsoft Uighur"/>
         <a:font script="Geor" typeface="Sylfaen"/>
-        <a:font script="Armn" typeface="Arial"/>
-        <a:font script="Bugi" typeface="Leelawadee UI"/>
-        <a:font script="Bopo" typeface="Microsoft JhengHei"/>
-        <a:font script="Java" typeface="Javanese Text"/>
-        <a:font script="Lisu" typeface="Segoe UI"/>
-        <a:font script="Mymr" typeface="Myanmar Text"/>
-        <a:font script="Nkoo" typeface="Ebrima"/>
-        <a:font script="Olck" typeface="Nirmala UI"/>
-        <a:font script="Osma" typeface="Ebrima"/>
-        <a:font script="Phag" typeface="Phagspa"/>
-        <a:font script="Syrn" typeface="Estrangelo Edessa"/>
-        <a:font script="Syrj" typeface="Estrangelo Edessa"/>
-        <a:font script="Syre" typeface="Estrangelo Edessa"/>
-        <a:font script="Sora" typeface="Nirmala UI"/>
-        <a:font script="Tale" typeface="Microsoft Tai Le"/>
-        <a:font script="Talu" typeface="Microsoft New Tai Lue"/>
-        <a:font script="Tfng" typeface="Ebrima"/>
       </a:minorFont>
     </a:fontScheme>
     <a:fmtScheme name="Стандартная">

--- a/IB/2/Отчёт_2.docx
+++ b/IB/2/Отчёт_2.docx
@@ -2873,7 +2873,6 @@
         <w:ind w:firstLine="3544"/>
         <w:rPr>
           <w:rFonts w:eastAsiaTheme="minorEastAsia"/>
-          <w:lang w:val="en-US"/>
         </w:rPr>
       </w:pPr>
       <m:oMathPara>
@@ -2986,7 +2985,6 @@
                           </m:r>
                         </m:e>
                         <m:sub>
-                          <w:proofErr w:type="spellStart"/>
                           <m:r>
                             <m:rPr>
                               <m:nor/>
@@ -2998,7 +2996,6 @@
                             </w:rPr>
                             <m:t>i</m:t>
                           </m:r>
-                          <w:proofErr w:type="spellEnd"/>
                         </m:sub>
                       </m:sSub>
                       <m:ctrlPr>
@@ -3027,14 +3024,12 @@
                 </m:rPr>
                 <w:rPr>
                   <w:rFonts w:asciiTheme="majorHAnsi" w:hAnsiTheme="majorHAnsi" w:cstheme="majorHAnsi"/>
-                  <w:lang w:val="en-US"/>
                 </w:rPr>
                 <m:t xml:space="preserve">, </m:t>
               </m:r>
               <m:r>
                 <w:rPr>
                   <w:rFonts w:ascii="Cambria Math" w:hAnsi="Cambria Math" w:cstheme="majorHAnsi"/>
-                  <w:lang w:val="en-US"/>
                 </w:rPr>
                 <m:t>#</m:t>
               </m:r>
@@ -3044,7 +3039,6 @@
                 </m:rPr>
                 <w:rPr>
                   <w:rFonts w:asciiTheme="majorHAnsi" w:hAnsiTheme="majorHAnsi" w:cstheme="majorHAnsi"/>
-                  <w:lang w:val="en-US"/>
                 </w:rPr>
                 <m:t>(1.1)</m:t>
               </m:r>
@@ -3181,7 +3175,6 @@
                     </m:rPr>
                     <w:rPr>
                       <w:rFonts w:ascii="Cambria Math" w:cs="Times New Roman"/>
-                      <w:lang w:val="en-US"/>
                     </w:rPr>
                     <m:t xml:space="preserve"> </m:t>
                   </m:r>
@@ -3191,7 +3184,6 @@
                     </m:rPr>
                     <w:rPr>
                       <w:rFonts w:cs="Times New Roman"/>
-                      <w:lang w:val="en-US"/>
                     </w:rPr>
                     <m:t>+</m:t>
                   </m:r>
@@ -3201,7 +3193,6 @@
                     </m:rPr>
                     <w:rPr>
                       <w:rFonts w:ascii="Cambria Math" w:cs="Times New Roman"/>
-                      <w:lang w:val="en-US"/>
                     </w:rPr>
                     <m:t xml:space="preserve"> </m:t>
                   </m:r>
@@ -3223,7 +3214,6 @@
                     </m:rPr>
                     <w:rPr>
                       <w:rFonts w:ascii="Cambria Math" w:cs="Times New Roman"/>
-                      <w:lang w:val="en-US"/>
                     </w:rPr>
                     <m:t xml:space="preserve"> </m:t>
                   </m:r>
@@ -3233,7 +3223,6 @@
                     </m:rPr>
                     <w:rPr>
                       <w:rFonts w:cs="Times New Roman"/>
-                      <w:lang w:val="en-US"/>
                     </w:rPr>
                     <m:t>=</m:t>
                   </m:r>
@@ -3243,7 +3232,6 @@
                     </m:rPr>
                     <w:rPr>
                       <w:rFonts w:ascii="Cambria Math" w:cs="Times New Roman"/>
-                      <w:lang w:val="en-US"/>
                     </w:rPr>
                     <m:t xml:space="preserve"> </m:t>
                   </m:r>
@@ -3253,7 +3241,6 @@
                     </m:rPr>
                     <w:rPr>
                       <w:rFonts w:cs="Times New Roman"/>
-                      <w:lang w:val="en-US"/>
                     </w:rPr>
                     <m:t>1</m:t>
                   </m:r>
@@ -3263,7 +3250,6 @@
                     </m:rPr>
                     <w:rPr>
                       <w:rFonts w:ascii="Cambria Math" w:cs="Times New Roman"/>
-                      <w:lang w:val="en-US"/>
                     </w:rPr>
                     <m:t xml:space="preserve"> </m:t>
                   </m:r>
@@ -3273,14 +3259,12 @@
                     </m:rPr>
                     <w:rPr>
                       <w:rFonts w:asciiTheme="majorHAnsi" w:hAnsiTheme="majorHAnsi" w:cstheme="majorHAnsi"/>
-                      <w:lang w:val="en-US"/>
                     </w:rPr>
                     <m:t>,</m:t>
                   </m:r>
                   <m:r>
                     <w:rPr>
                       <w:rFonts w:ascii="Cambria Math" w:hAnsi="Cambria Math" w:cstheme="majorHAnsi"/>
-                      <w:lang w:val="en-US"/>
                     </w:rPr>
                     <m:t>#</m:t>
                   </m:r>
@@ -3290,7 +3274,6 @@
                     </m:rPr>
                     <w:rPr>
                       <w:rFonts w:asciiTheme="majorHAnsi" w:hAnsiTheme="majorHAnsi" w:cstheme="majorHAnsi"/>
-                      <w:lang w:val="en-US"/>
                     </w:rPr>
                     <m:t>(1.2)</m:t>
                   </m:r>
@@ -3477,7 +3460,6 @@
                       </m:ctrlPr>
                     </m:naryPr>
                     <m:sub>
-                      <w:proofErr w:type="spellStart"/>
                       <m:r>
                         <m:rPr>
                           <m:nor/>
@@ -3490,7 +3472,6 @@
                         </w:rPr>
                         <m:t>i</m:t>
                       </m:r>
-                      <w:proofErr w:type="spellEnd"/>
                       <m:r>
                         <m:rPr>
                           <m:nor/>
@@ -3564,7 +3545,6 @@
                               </m:r>
                             </m:e>
                             <m:sub>
-                              <w:proofErr w:type="spellStart"/>
                               <m:r>
                                 <m:rPr>
                                   <m:nor/>
@@ -3576,7 +3556,6 @@
                                 </w:rPr>
                                 <m:t>i</m:t>
                               </m:r>
-                              <w:proofErr w:type="spellEnd"/>
                             </m:sub>
                           </m:sSub>
                         </m:e>
@@ -3686,7 +3665,6 @@
                                   </m:r>
                                 </m:e>
                                 <m:sub>
-                                  <w:proofErr w:type="spellStart"/>
                                   <m:r>
                                     <m:rPr>
                                       <m:nor/>
@@ -3698,7 +3676,6 @@
                                     </w:rPr>
                                     <m:t>i</m:t>
                                   </m:r>
-                                  <w:proofErr w:type="spellEnd"/>
                                 </m:sub>
                               </m:sSub>
                             </m:e>
@@ -3886,9 +3863,18 @@
                     </m:rPr>
                     <w:rPr>
                       <w:rFonts w:asciiTheme="majorHAnsi" w:hAnsiTheme="majorHAnsi" w:cstheme="majorHAnsi"/>
+                    </w:rPr>
+                    <m:t>=</m:t>
+                  </m:r>
+                  <m:r>
+                    <m:rPr>
+                      <m:nor/>
+                    </m:rPr>
+                    <w:rPr>
+                      <w:rFonts w:asciiTheme="majorHAnsi" w:hAnsiTheme="majorHAnsi" w:cstheme="majorHAnsi"/>
                       <w:lang w:val="en-US"/>
                     </w:rPr>
-                    <m:t>=lo</m:t>
+                    <m:t>lo</m:t>
                   </m:r>
                   <m:sSub>
                     <m:sSubPr>
@@ -3919,7 +3905,6 @@
                         </m:rPr>
                         <w:rPr>
                           <w:rFonts w:asciiTheme="majorHAnsi" w:hAnsiTheme="majorHAnsi" w:cstheme="majorHAnsi"/>
-                          <w:lang w:val="en-US"/>
                         </w:rPr>
                         <m:t>2</m:t>
                       </m:r>
@@ -3943,7 +3928,6 @@
                     </m:rPr>
                     <w:rPr>
                       <w:rFonts w:ascii="Cambria Math" w:hAnsiTheme="majorHAnsi" w:cstheme="majorHAnsi"/>
-                      <w:lang w:val="en-US"/>
                     </w:rPr>
                     <m:t xml:space="preserve"> </m:t>
                   </m:r>
@@ -3953,14 +3937,12 @@
                     </m:rPr>
                     <w:rPr>
                       <w:rFonts w:asciiTheme="majorHAnsi" w:hAnsiTheme="majorHAnsi" w:cstheme="majorHAnsi"/>
-                      <w:lang w:val="en-US"/>
                     </w:rPr>
                     <m:t>,</m:t>
                   </m:r>
                   <m:r>
                     <w:rPr>
                       <w:rFonts w:ascii="Cambria Math" w:hAnsi="Cambria Math" w:cstheme="majorHAnsi"/>
-                      <w:lang w:val="en-US"/>
                     </w:rPr>
                     <m:t>#</m:t>
                   </m:r>
@@ -3970,7 +3952,6 @@
                     </m:rPr>
                     <w:rPr>
                       <w:rFonts w:asciiTheme="majorHAnsi" w:hAnsiTheme="majorHAnsi" w:cstheme="majorHAnsi"/>
-                      <w:lang w:val="en-US"/>
                     </w:rPr>
                     <m:t>(1.4)</m:t>
                   </m:r>
@@ -4085,7 +4066,6 @@
         <w:ind w:firstLine="0"/>
         <w:rPr>
           <w:rFonts w:eastAsiaTheme="minorEastAsia"/>
-          <w:lang w:val="en-US"/>
         </w:rPr>
       </w:pPr>
       <m:oMathPara>
@@ -4176,17 +4156,7 @@
                 <w:rPr>
                   <w:rFonts w:asciiTheme="majorHAnsi" w:hAnsiTheme="majorHAnsi" w:cstheme="majorHAnsi"/>
                 </w:rPr>
-                <m:t>=</m:t>
-              </m:r>
-              <m:r>
-                <m:rPr>
-                  <m:nor/>
-                </m:rPr>
-                <w:rPr>
-                  <w:rFonts w:asciiTheme="majorHAnsi" w:hAnsiTheme="majorHAnsi" w:cstheme="majorHAnsi"/>
-                  <w:lang w:val="en-US"/>
-                </w:rPr>
-                <m:t xml:space="preserve"> </m:t>
+                <m:t xml:space="preserve">= </m:t>
               </m:r>
               <m:r>
                 <m:rPr>
@@ -4231,7 +4201,6 @@
                 </m:rPr>
                 <w:rPr>
                   <w:rFonts w:asciiTheme="majorHAnsi" w:hAnsiTheme="majorHAnsi" w:cstheme="majorHAnsi"/>
-                  <w:lang w:val="en-US"/>
                 </w:rPr>
                 <m:t>∙</m:t>
               </m:r>
@@ -4253,7 +4222,6 @@
                 </m:rPr>
                 <w:rPr>
                   <w:rFonts w:ascii="Cambria Math" w:hAnsiTheme="majorHAnsi" w:cstheme="majorHAnsi"/>
-                  <w:lang w:val="en-US"/>
                 </w:rPr>
                 <m:t xml:space="preserve"> </m:t>
               </m:r>
@@ -4263,7 +4231,6 @@
                 </m:rPr>
                 <w:rPr>
                   <w:rFonts w:asciiTheme="majorHAnsi" w:hAnsiTheme="majorHAnsi" w:cstheme="majorHAnsi"/>
-                  <w:lang w:val="en-US"/>
                 </w:rPr>
                 <m:t>,</m:t>
               </m:r>
@@ -4289,7 +4256,6 @@
                     </m:rPr>
                     <w:rPr>
                       <w:rFonts w:asciiTheme="majorHAnsi" w:hAnsiTheme="majorHAnsi" w:cstheme="majorHAnsi"/>
-                      <w:lang w:val="en-US"/>
                     </w:rPr>
                     <m:t>1.5</m:t>
                   </m:r>
@@ -4740,7 +4706,6 @@
         <w:rPr>
           <w:rFonts w:eastAsiaTheme="minorEastAsia"/>
           <w:i/>
-          <w:lang w:val="en-US"/>
         </w:rPr>
       </w:pPr>
       <m:oMathPara>
@@ -5052,7 +5017,6 @@
                     </m:rPr>
                     <w:rPr>
                       <w:rFonts w:asciiTheme="majorHAnsi" w:hAnsiTheme="majorHAnsi" w:cstheme="majorHAnsi"/>
-                      <w:lang w:val="en-US"/>
                     </w:rPr>
                     <m:t>1.7</m:t>
                   </m:r>
@@ -6763,10 +6727,10 @@
       </w:r>
       <w:r>
         <w:drawing>
-          <wp:inline distT="0" distB="0" distL="0" distR="0" wp14:anchorId="1FE7063A" wp14:editId="3D652FF9">
-            <wp:extent cx="3009899" cy="1433286"/>
-            <wp:effectExtent l="19050" t="19050" r="19685" b="14605"/>
-            <wp:docPr id="8" name="Рисунок 8"/>
+          <wp:inline distT="0" distB="0" distL="0" distR="0" wp14:anchorId="53F78A3F" wp14:editId="278B262C">
+            <wp:extent cx="3217131" cy="1452122"/>
+            <wp:effectExtent l="19050" t="19050" r="21590" b="15240"/>
+            <wp:docPr id="3" name="Рисунок 3"/>
             <wp:cNvGraphicFramePr>
               <a:graphicFrameLocks xmlns:a="http://schemas.openxmlformats.org/drawingml/2006/main" noChangeAspect="1"/>
             </wp:cNvGraphicFramePr>
@@ -6786,7 +6750,7 @@
                   <pic:spPr>
                     <a:xfrm>
                       <a:off x="0" y="0"/>
-                      <a:ext cx="3016524" cy="1436441"/>
+                      <a:ext cx="3223303" cy="1454908"/>
                     </a:xfrm>
                     <a:prstGeom prst="rect">
                       <a:avLst/>
@@ -6896,11 +6860,14 @@
         </w:rPr>
       </w:pPr>
       <w:r>
+        <w:rPr>
+          <w:lang w:eastAsia="ru-RU"/>
+        </w:rPr>
         <w:drawing>
-          <wp:inline distT="0" distB="0" distL="0" distR="0" wp14:anchorId="3527C246" wp14:editId="03B90B41">
-            <wp:extent cx="5102225" cy="913546"/>
-            <wp:effectExtent l="19050" t="19050" r="22225" b="20320"/>
-            <wp:docPr id="10" name="Рисунок 10"/>
+          <wp:inline distT="0" distB="0" distL="0" distR="0" wp14:anchorId="48450B03" wp14:editId="673C7356">
+            <wp:extent cx="5658640" cy="1047896"/>
+            <wp:effectExtent l="19050" t="19050" r="18415" b="19050"/>
+            <wp:docPr id="9" name="Рисунок 9"/>
             <wp:cNvGraphicFramePr>
               <a:graphicFrameLocks xmlns:a="http://schemas.openxmlformats.org/drawingml/2006/main" noChangeAspect="1"/>
             </wp:cNvGraphicFramePr>
@@ -6920,7 +6887,7 @@
                   <pic:spPr>
                     <a:xfrm>
                       <a:off x="0" y="0"/>
-                      <a:ext cx="5143752" cy="920981"/>
+                      <a:ext cx="5658640" cy="1047896"/>
                     </a:xfrm>
                     <a:prstGeom prst="rect">
                       <a:avLst/>
@@ -7018,14 +6985,14 @@
         <w:rPr>
           <w:lang w:eastAsia="ru-RU"/>
         </w:rPr>
-        <w:t xml:space="preserve">При небольшой вероятности ошибки 0,1 количество информации уменьшается до примерно 110 бит, так как часть битов может быть передана неверно. При вероятности ошибки 0,5 информация полностью теряется, так как биты случайны и передают ничего полезного. При вероятности ошибки 1,0 каждый бит меняется на противоположный, поэтому сообщение полностью </w:t>
+        <w:t xml:space="preserve">При небольшой вероятности ошибки 0,1 количество информации уменьшается до примерно 110 бит, так как часть битов может быть передана неверно. При вероятности ошибки 0,5 информация полностью теряется, так как биты случайны и передают ничего полезного. При вероятности ошибки 1,0 </w:t>
       </w:r>
       <w:r>
         <w:rPr>
           <w:lang w:eastAsia="ru-RU"/>
         </w:rPr>
         <w:lastRenderedPageBreak/>
-        <w:t>восстанавливается в инверсной форме, и количество информации совпадает с исходным значением без учёта ошибок, то есть около 207 бит</w:t>
+        <w:t>каждый бит меняется на противоположный, поэтому сообщение полностью восстанавливается в инверсной форме, и количество информации совпадает с исходным значением без учёта ошибок, то есть около 207 бит</w:t>
       </w:r>
       <w:r>
         <w:rPr>
@@ -7069,9 +7036,9 @@
           <w:lang w:eastAsia="ru-RU"/>
         </w:rPr>
         <w:drawing>
-          <wp:inline distT="0" distB="0" distL="0" distR="0" wp14:anchorId="64B30A5E" wp14:editId="449120CA">
-            <wp:extent cx="4752975" cy="802552"/>
-            <wp:effectExtent l="19050" t="19050" r="9525" b="17145"/>
+          <wp:inline distT="0" distB="0" distL="0" distR="0" wp14:anchorId="0EFF1546" wp14:editId="558C7F80">
+            <wp:extent cx="5936615" cy="1003300"/>
+            <wp:effectExtent l="19050" t="19050" r="26035" b="25400"/>
             <wp:docPr id="11" name="Рисунок 11"/>
             <wp:cNvGraphicFramePr>
               <a:graphicFrameLocks xmlns:a="http://schemas.openxmlformats.org/drawingml/2006/main" noChangeAspect="1"/>
@@ -7080,23 +7047,33 @@
               <a:graphicData uri="http://schemas.openxmlformats.org/drawingml/2006/picture">
                 <pic:pic xmlns:pic="http://schemas.openxmlformats.org/drawingml/2006/picture">
                   <pic:nvPicPr>
-                    <pic:cNvPr id="1" name=""/>
-                    <pic:cNvPicPr/>
+                    <pic:cNvPr id="0" name="Picture 2"/>
+                    <pic:cNvPicPr>
+                      <a:picLocks noChangeAspect="1" noChangeArrowheads="1"/>
+                    </pic:cNvPicPr>
                   </pic:nvPicPr>
                   <pic:blipFill>
-                    <a:blip r:embed="rId16"/>
+                    <a:blip r:embed="rId16">
+                      <a:extLst>
+                        <a:ext uri="{28A0092B-C50C-407E-A947-70E740481C1C}">
+                          <a14:useLocalDpi xmlns:a14="http://schemas.microsoft.com/office/drawing/2010/main" val="0"/>
+                        </a:ext>
+                      </a:extLst>
+                    </a:blip>
+                    <a:srcRect/>
                     <a:stretch>
                       <a:fillRect/>
                     </a:stretch>
                   </pic:blipFill>
-                  <pic:spPr>
+                  <pic:spPr bwMode="auto">
                     <a:xfrm>
                       <a:off x="0" y="0"/>
-                      <a:ext cx="4778251" cy="806820"/>
+                      <a:ext cx="5936615" cy="1003300"/>
                     </a:xfrm>
                     <a:prstGeom prst="rect">
                       <a:avLst/>
                     </a:prstGeom>
+                    <a:noFill/>
                     <a:ln>
                       <a:solidFill>
                         <a:schemeClr val="tx1"/>
@@ -21420,6 +21397,7 @@
   <w:style w:type="character" w:default="1" w:styleId="a0">
     <w:name w:val="Default Paragraph Font"/>
     <w:uiPriority w:val="1"/>
+    <w:semiHidden/>
     <w:unhideWhenUsed/>
   </w:style>
   <w:style w:type="table" w:default="1" w:styleId="a1">
